--- a/templates/office/Phase1_착수계_및_사업수행계획서.docx
+++ b/templates/office/Phase1_착수계_및_사업수행계획서.docx
@@ -3,106 +3,377 @@
 <w:document xmlns:wpc="http://schemas.microsoft.com/office/word/2010/wordprocessingCanvas" xmlns:mo="http://schemas.microsoft.com/office/mac/office/2008/main" xmlns:mc="http://schemas.openxmlformats.org/markup-compatibility/2006" xmlns:mv="urn:schemas-microsoft-com:mac:vml" xmlns:o="urn:schemas-microsoft-com:office:office" xmlns:r="http://schemas.openxmlformats.org/officeDocument/2006/relationships" xmlns:m="http://schemas.openxmlformats.org/officeDocument/2006/math" xmlns:v="urn:schemas-microsoft-com:vml" xmlns:wp14="http://schemas.microsoft.com/office/word/2010/wordprocessingDrawing" xmlns:wp="http://schemas.openxmlformats.org/drawingml/2006/wordprocessingDrawing" xmlns:w10="urn:schemas-microsoft-com:office:word" xmlns:w="http://schemas.openxmlformats.org/wordprocessingml/2006/main" xmlns:w14="http://schemas.microsoft.com/office/word/2010/wordml" xmlns:wpg="http://schemas.microsoft.com/office/word/2010/wordprocessingGroup" xmlns:wpi="http://schemas.microsoft.com/office/word/2010/wordprocessingInk" xmlns:wne="http://schemas.microsoft.com/office/word/2006/wordml" xmlns:wps="http://schemas.microsoft.com/office/word/2010/wordprocessingShape" mc:Ignorable="w14 wp14">
   <w:body>
     <w:p>
-      <w:pPr>
-        <w:jc w:val="center"/>
-      </w:pPr>
       <w:r>
         <w:rPr>
-          <w:rFonts w:ascii="Malgun Gothic" w:hAnsi="Malgun Gothic"/>
+          <w:rFonts w:ascii="맑은 고딕" w:hAnsi="맑은 고딕" w:eastAsia="맑은 고딕"/>
           <w:b/>
-          <w:color w:val="1E293B"/>
-          <w:sz w:val="36"/>
+          <w:color w:val="2563EB"/>
+          <w:sz w:val="17"/>
         </w:rPr>
-        <w:t>사업 착수계 및 사업수행계획서 (PMP)</w:t>
+        <w:t>[엠파시 엔터프라이즈 표준 사업관리 서식] 문서번호: EMP-DOC-P1-03 | 사업명: 한빛글로벌 SyncGuard AI 시스템 구축</w:t>
       </w:r>
     </w:p>
     <w:p>
-      <w:pPr>
-        <w:jc w:val="center"/>
-      </w:pPr>
       <w:r>
         <w:rPr>
-          <w:rFonts w:ascii="Malgun Gothic" w:hAnsi="Malgun Gothic"/>
-          <w:color w:val="64748B"/>
-          <w:sz w:val="21"/>
+          <w:rFonts w:ascii="맑은 고딕" w:hAnsi="맑은 고딕" w:eastAsia="맑은 고딕"/>
+          <w:b/>
+          <w:color w:val="0F172A"/>
+          <w:sz w:val="36"/>
         </w:rPr>
-        <w:t>공식 착수 신고 공문, 수행 조직도, WBS 마일스톤 및 관리 계획</w:t>
-      </w:r>
-    </w:p>
-    <w:p/>
-    <w:p>
-      <w:pPr>
-        <w:spacing w:before="160" w:after="80"/>
-      </w:pPr>
-      <w:r>
-        <w:rPr>
-          <w:rFonts w:ascii="Malgun Gothic" w:hAnsi="Malgun Gothic"/>
-          <w:b/>
-          <w:color w:val="2563EB"/>
-          <w:sz w:val="26"/>
-        </w:rPr>
-        <w:t>1. 사업 착수 신고 공문</w:t>
+        <w:t>사업 착수계 및 사업수행계획서 (PMP 요약본)</w:t>
       </w:r>
     </w:p>
     <w:p>
-      <w:pPr>
-        <w:spacing w:line="312" w:lineRule="auto" w:after="60"/>
-      </w:pPr>
       <w:r>
         <w:rPr>
-          <w:rFonts w:ascii="Malgun Gothic" w:hAnsi="Malgun Gothic"/>
-          <w:color w:val="334155"/>
-          <w:sz w:val="20"/>
+          <w:rFonts w:ascii="맑은 고딕" w:hAnsi="맑은 고딕" w:eastAsia="맑은 고딕"/>
+          <w:b w:val="0"/>
+          <w:color w:val="475569"/>
+          <w:sz w:val="21"/>
         </w:rPr>
-        <w:t>귀 사(기관)와 체결한 [사업명] 용역 계약에 의거하여 202 년  월  일부로 공식 사업에 착수하였음을 신고하오며, 본 사업수행계획서를 제출합니다.</w:t>
-      </w:r>
-    </w:p>
-    <w:p>
-      <w:pPr>
-        <w:spacing w:before="160" w:after="80"/>
-      </w:pPr>
-      <w:r>
-        <w:rPr>
-          <w:rFonts w:ascii="Malgun Gothic" w:hAnsi="Malgun Gothic"/>
-          <w:b/>
-          <w:color w:val="2563EB"/>
-          <w:sz w:val="26"/>
-        </w:rPr>
-        <w:t>2. 사업 추진 일정 및 핵심 마일스톤 (WBS)</w:t>
+        <w:t>공식 착수 신고 공문, 수행 조직 및 투입 인력 편성, WBS 핵심 마일스톤 및 품질·보안 관리 계획</w:t>
       </w:r>
     </w:p>
     <w:tbl>
       <w:tblPr>
+        <w:tblStyle w:val="TableGrid"/>
         <w:tblW w:type="auto" w:w="0"/>
         <w:jc w:val="center"/>
-        <w:tblLayout w:type="autofit"/>
         <w:tblLook w:firstColumn="1" w:firstRow="1" w:lastColumn="0" w:lastRow="0" w:noHBand="0" w:noVBand="1" w:val="04A0"/>
       </w:tblPr>
       <w:tblGrid>
-        <w:gridCol w:w="2340"/>
-        <w:gridCol w:w="2340"/>
-        <w:gridCol w:w="2340"/>
-        <w:gridCol w:w="2340"/>
+        <w:gridCol w:w="4896"/>
+        <w:gridCol w:w="4896"/>
       </w:tblGrid>
       <w:tr>
         <w:tc>
           <w:tcPr>
-            <w:tcW w:type="dxa" w:w="2340"/>
+            <w:tcW w:type="dxa" w:w="4896"/>
+            <w:shd w:fill="1B365D"/>
             <w:tcMar>
-              <w:top w:w="100" w:type="dxa"/>
-              <w:bottom w:w="100" w:type="dxa"/>
-              <w:left w:w="130" w:type="dxa"/>
-              <w:right w:w="130" w:type="dxa"/>
+              <w:top w:w="110" w:type="dxa"/>
+              <w:bottom w:w="110" w:type="dxa"/>
+              <w:left w:w="140" w:type="dxa"/>
+              <w:right w:w="140" w:type="dxa"/>
             </w:tcMar>
-            <w:shd w:fill="1E293B"/>
           </w:tcPr>
           <w:p>
+            <w:pPr>
+              <w:jc w:val="center"/>
+            </w:pPr>
+            <w:r/>
             <w:r>
               <w:rPr>
-                <w:rFonts w:ascii="Malgun Gothic" w:hAnsi="Malgun Gothic"/>
+                <w:rFonts w:ascii="맑은 고딕" w:hAnsi="맑은 고딕" w:eastAsia="맑은 고딕"/>
                 <w:b/>
                 <w:color w:val="FFFFFF"/>
-                <w:sz w:val="18"/>
+                <w:sz w:val="19"/>
+              </w:rPr>
+              <w:t>구분</w:t>
+            </w:r>
+          </w:p>
+        </w:tc>
+        <w:tc>
+          <w:tcPr>
+            <w:tcW w:type="dxa" w:w="4896"/>
+            <w:shd w:fill="1B365D"/>
+            <w:tcMar>
+              <w:top w:w="110" w:type="dxa"/>
+              <w:bottom w:w="110" w:type="dxa"/>
+              <w:left w:w="140" w:type="dxa"/>
+              <w:right w:w="140" w:type="dxa"/>
+            </w:tcMar>
+          </w:tcPr>
+          <w:p>
+            <w:pPr>
+              <w:jc w:val="center"/>
+            </w:pPr>
+            <w:r/>
+            <w:r>
+              <w:rPr>
+                <w:rFonts w:ascii="맑은 고딕" w:hAnsi="맑은 고딕" w:eastAsia="맑은 고딕"/>
+                <w:b/>
+                <w:color w:val="FFFFFF"/>
+                <w:sz w:val="19"/>
+              </w:rPr>
+              <w:t>상세 내용</w:t>
+            </w:r>
+          </w:p>
+        </w:tc>
+      </w:tr>
+      <w:tr>
+        <w:tc>
+          <w:tcPr>
+            <w:tcW w:type="dxa" w:w="4896"/>
+            <w:shd w:fill="EFF6FF"/>
+            <w:tcMar>
+              <w:top w:w="90" w:type="dxa"/>
+              <w:bottom w:w="90" w:type="dxa"/>
+              <w:left w:w="140" w:type="dxa"/>
+              <w:right w:w="140" w:type="dxa"/>
+            </w:tcMar>
+          </w:tcPr>
+          <w:p>
+            <w:r/>
+            <w:r>
+              <w:rPr>
+                <w:rFonts w:ascii="맑은 고딕" w:hAnsi="맑은 고딕" w:eastAsia="맑은 고딕"/>
+                <w:b/>
+                <w:color w:val="1E293B"/>
+                <w:sz w:val="19"/>
+              </w:rPr>
+              <w:t>문서 번호 / 일자</w:t>
+            </w:r>
+          </w:p>
+        </w:tc>
+        <w:tc>
+          <w:tcPr>
+            <w:tcW w:type="dxa" w:w="4896"/>
+            <w:shd w:fill="FFFFFF"/>
+            <w:tcMar>
+              <w:top w:w="90" w:type="dxa"/>
+              <w:bottom w:w="90" w:type="dxa"/>
+              <w:left w:w="140" w:type="dxa"/>
+              <w:right w:w="140" w:type="dxa"/>
+            </w:tcMar>
+          </w:tcPr>
+          <w:p>
+            <w:r/>
+            <w:r>
+              <w:rPr>
+                <w:rFonts w:ascii="맑은 고딕" w:hAnsi="맑은 고딕" w:eastAsia="맑은 고딕"/>
+                <w:b w:val="0"/>
+                <w:color w:val="1E293B"/>
+                <w:sz w:val="19"/>
+              </w:rPr>
+              <w:t>엠파시-사업-2026-0502호 / 2026년 05월 02일</w:t>
+            </w:r>
+          </w:p>
+        </w:tc>
+      </w:tr>
+      <w:tr>
+        <w:tc>
+          <w:tcPr>
+            <w:tcW w:type="dxa" w:w="4896"/>
+            <w:shd w:fill="EFF6FF"/>
+            <w:tcMar>
+              <w:top w:w="90" w:type="dxa"/>
+              <w:bottom w:w="90" w:type="dxa"/>
+              <w:left w:w="140" w:type="dxa"/>
+              <w:right w:w="140" w:type="dxa"/>
+            </w:tcMar>
+          </w:tcPr>
+          <w:p>
+            <w:r/>
+            <w:r>
+              <w:rPr>
+                <w:rFonts w:ascii="맑은 고딕" w:hAnsi="맑은 고딕" w:eastAsia="맑은 고딕"/>
+                <w:b/>
+                <w:color w:val="1E293B"/>
+                <w:sz w:val="19"/>
+              </w:rPr>
+              <w:t>계약 건명</w:t>
+            </w:r>
+          </w:p>
+        </w:tc>
+        <w:tc>
+          <w:tcPr>
+            <w:tcW w:type="dxa" w:w="4896"/>
+            <w:shd w:fill="F8FAFC"/>
+            <w:tcMar>
+              <w:top w:w="90" w:type="dxa"/>
+              <w:bottom w:w="90" w:type="dxa"/>
+              <w:left w:w="140" w:type="dxa"/>
+              <w:right w:w="140" w:type="dxa"/>
+            </w:tcMar>
+          </w:tcPr>
+          <w:p>
+            <w:r/>
+            <w:r>
+              <w:rPr>
+                <w:rFonts w:ascii="맑은 고딕" w:hAnsi="맑은 고딕" w:eastAsia="맑은 고딕"/>
+                <w:b w:val="0"/>
+                <w:color w:val="1E293B"/>
+                <w:sz w:val="19"/>
+              </w:rPr>
+              <w:t>SyncGuard AI — 엔터프라이즈 AI 콘텐츠·규제 심의 자동화 시스템 구축 사업</w:t>
+            </w:r>
+          </w:p>
+        </w:tc>
+      </w:tr>
+      <w:tr>
+        <w:tc>
+          <w:tcPr>
+            <w:tcW w:type="dxa" w:w="4896"/>
+            <w:shd w:fill="EFF6FF"/>
+            <w:tcMar>
+              <w:top w:w="90" w:type="dxa"/>
+              <w:bottom w:w="90" w:type="dxa"/>
+              <w:left w:w="140" w:type="dxa"/>
+              <w:right w:w="140" w:type="dxa"/>
+            </w:tcMar>
+          </w:tcPr>
+          <w:p>
+            <w:r/>
+            <w:r>
+              <w:rPr>
+                <w:rFonts w:ascii="맑은 고딕" w:hAnsi="맑은 고딕" w:eastAsia="맑은 고딕"/>
+                <w:b/>
+                <w:color w:val="1E293B"/>
+                <w:sz w:val="19"/>
+              </w:rPr>
+              <w:t>발주처 / 수행사</w:t>
+            </w:r>
+          </w:p>
+        </w:tc>
+        <w:tc>
+          <w:tcPr>
+            <w:tcW w:type="dxa" w:w="4896"/>
+            <w:shd w:fill="FFFFFF"/>
+            <w:tcMar>
+              <w:top w:w="90" w:type="dxa"/>
+              <w:bottom w:w="90" w:type="dxa"/>
+              <w:left w:w="140" w:type="dxa"/>
+              <w:right w:w="140" w:type="dxa"/>
+            </w:tcMar>
+          </w:tcPr>
+          <w:p>
+            <w:r/>
+            <w:r>
+              <w:rPr>
+                <w:rFonts w:ascii="맑은 고딕" w:hAnsi="맑은 고딕" w:eastAsia="맑은 고딕"/>
+                <w:b w:val="0"/>
+                <w:color w:val="1E293B"/>
+                <w:sz w:val="19"/>
+              </w:rPr>
+              <w:t>주식회사 한빛글로벌 / 주식회사 엠파시</w:t>
+            </w:r>
+          </w:p>
+        </w:tc>
+      </w:tr>
+      <w:tr>
+        <w:tc>
+          <w:tcPr>
+            <w:tcW w:type="dxa" w:w="4896"/>
+            <w:shd w:fill="EFF6FF"/>
+            <w:tcMar>
+              <w:top w:w="90" w:type="dxa"/>
+              <w:bottom w:w="90" w:type="dxa"/>
+              <w:left w:w="140" w:type="dxa"/>
+              <w:right w:w="140" w:type="dxa"/>
+            </w:tcMar>
+          </w:tcPr>
+          <w:p>
+            <w:r/>
+            <w:r>
+              <w:rPr>
+                <w:rFonts w:ascii="맑은 고딕" w:hAnsi="맑은 고딕" w:eastAsia="맑은 고딕"/>
+                <w:b/>
+                <w:color w:val="1E293B"/>
+                <w:sz w:val="19"/>
+              </w:rPr>
+              <w:t>사업 수행 기간</w:t>
+            </w:r>
+          </w:p>
+        </w:tc>
+        <w:tc>
+          <w:tcPr>
+            <w:tcW w:type="dxa" w:w="4896"/>
+            <w:shd w:fill="F8FAFC"/>
+            <w:tcMar>
+              <w:top w:w="90" w:type="dxa"/>
+              <w:bottom w:w="90" w:type="dxa"/>
+              <w:left w:w="140" w:type="dxa"/>
+              <w:right w:w="140" w:type="dxa"/>
+            </w:tcMar>
+          </w:tcPr>
+          <w:p>
+            <w:r/>
+            <w:r>
+              <w:rPr>
+                <w:rFonts w:ascii="맑은 고딕" w:hAnsi="맑은 고딕" w:eastAsia="맑은 고딕"/>
+                <w:b w:val="0"/>
+                <w:color w:val="1E293B"/>
+                <w:sz w:val="19"/>
+              </w:rPr>
+              <w:t>2026년 05월 01일 ~ 2026년 10월 31일 (총 6개월, 20.0 M/M 투입)</w:t>
+            </w:r>
+          </w:p>
+        </w:tc>
+      </w:tr>
+    </w:tbl>
+    <w:p/>
+    <w:p>
+      <w:r>
+        <w:rPr>
+          <w:rFonts w:ascii="맑은 고딕" w:hAnsi="맑은 고딕" w:eastAsia="맑은 고딕"/>
+          <w:b/>
+          <w:color w:val="1B365D"/>
+          <w:sz w:val="25"/>
+        </w:rPr>
+        <w:t>1. 사업 착수 신고문</w:t>
+      </w:r>
+    </w:p>
+    <w:p>
+      <w:r>
+        <w:rPr>
+          <w:rFonts w:ascii="맑은 고딕" w:hAnsi="맑은 고딕" w:eastAsia="맑은 고딕"/>
+          <w:b w:val="0"/>
+          <w:color w:val="1E293B"/>
+          <w:sz w:val="20"/>
+        </w:rPr>
+        <w:t>귀 사와 체결한 「SyncGuard AI — 엔터프라이즈 AI 콘텐츠·규제 심의 자동화 시스템 구축 사업」(계약번호: HB-IT-2026-0042)에 대하여 2026년 05월 01일부로 전담 수행 조직 구성을 완료하고 공식 착수하였기에 착수계 및 사업수행계획서를 제출합니다.</w:t>
+      </w:r>
+    </w:p>
+    <w:p>
+      <w:r>
+        <w:rPr>
+          <w:rFonts w:ascii="맑은 고딕" w:hAnsi="맑은 고딕" w:eastAsia="맑은 고딕"/>
+          <w:b/>
+          <w:color w:val="1B365D"/>
+          <w:sz w:val="25"/>
+        </w:rPr>
+        <w:t>2. 단계별 추진 일정 및 핵심 마일스톤 (WBS)</w:t>
+      </w:r>
+    </w:p>
+    <w:tbl>
+      <w:tblPr>
+        <w:tblStyle w:val="TableGrid"/>
+        <w:tblW w:type="auto" w:w="0"/>
+        <w:jc w:val="center"/>
+        <w:tblLook w:firstColumn="1" w:firstRow="1" w:lastColumn="0" w:lastRow="0" w:noHBand="0" w:noVBand="1" w:val="04A0"/>
+      </w:tblPr>
+      <w:tblGrid>
+        <w:gridCol w:w="1958"/>
+        <w:gridCol w:w="1958"/>
+        <w:gridCol w:w="1958"/>
+        <w:gridCol w:w="1958"/>
+        <w:gridCol w:w="1958"/>
+      </w:tblGrid>
+      <w:tr>
+        <w:tc>
+          <w:tcPr>
+            <w:tcW w:type="dxa" w:w="1958"/>
+            <w:shd w:fill="1B365D"/>
+            <w:tcMar>
+              <w:top w:w="110" w:type="dxa"/>
+              <w:bottom w:w="110" w:type="dxa"/>
+              <w:left w:w="140" w:type="dxa"/>
+              <w:right w:w="140" w:type="dxa"/>
+            </w:tcMar>
+          </w:tcPr>
+          <w:p>
+            <w:pPr>
+              <w:jc w:val="center"/>
+            </w:pPr>
+            <w:r/>
+            <w:r>
+              <w:rPr>
+                <w:rFonts w:ascii="맑은 고딕" w:hAnsi="맑은 고딕" w:eastAsia="맑은 고딕"/>
+                <w:b/>
+                <w:color w:val="FFFFFF"/>
+                <w:sz w:val="19"/>
               </w:rPr>
               <w:t>단계 구분</w:t>
             </w:r>
@@ -110,22 +381,26 @@
         </w:tc>
         <w:tc>
           <w:tcPr>
-            <w:tcW w:type="dxa" w:w="2340"/>
+            <w:tcW w:type="dxa" w:w="1958"/>
+            <w:shd w:fill="1B365D"/>
             <w:tcMar>
-              <w:top w:w="100" w:type="dxa"/>
-              <w:bottom w:w="100" w:type="dxa"/>
-              <w:left w:w="130" w:type="dxa"/>
-              <w:right w:w="130" w:type="dxa"/>
+              <w:top w:w="110" w:type="dxa"/>
+              <w:bottom w:w="110" w:type="dxa"/>
+              <w:left w:w="140" w:type="dxa"/>
+              <w:right w:w="140" w:type="dxa"/>
             </w:tcMar>
-            <w:shd w:fill="1E293B"/>
           </w:tcPr>
           <w:p>
+            <w:pPr>
+              <w:jc w:val="center"/>
+            </w:pPr>
+            <w:r/>
             <w:r>
               <w:rPr>
-                <w:rFonts w:ascii="Malgun Gothic" w:hAnsi="Malgun Gothic"/>
+                <w:rFonts w:ascii="맑은 고딕" w:hAnsi="맑은 고딕" w:eastAsia="맑은 고딕"/>
                 <w:b/>
                 <w:color w:val="FFFFFF"/>
-                <w:sz w:val="18"/>
+                <w:sz w:val="19"/>
               </w:rPr>
               <w:t>추진 기간</w:t>
             </w:r>
@@ -133,47 +408,82 @@
         </w:tc>
         <w:tc>
           <w:tcPr>
-            <w:tcW w:type="dxa" w:w="2340"/>
+            <w:tcW w:type="dxa" w:w="1958"/>
+            <w:shd w:fill="1B365D"/>
             <w:tcMar>
-              <w:top w:w="100" w:type="dxa"/>
-              <w:bottom w:w="100" w:type="dxa"/>
-              <w:left w:w="130" w:type="dxa"/>
-              <w:right w:w="130" w:type="dxa"/>
+              <w:top w:w="110" w:type="dxa"/>
+              <w:bottom w:w="110" w:type="dxa"/>
+              <w:left w:w="140" w:type="dxa"/>
+              <w:right w:w="140" w:type="dxa"/>
             </w:tcMar>
-            <w:shd w:fill="1E293B"/>
           </w:tcPr>
           <w:p>
+            <w:pPr>
+              <w:jc w:val="center"/>
+            </w:pPr>
+            <w:r/>
             <w:r>
               <w:rPr>
-                <w:rFonts w:ascii="Malgun Gothic" w:hAnsi="Malgun Gothic"/>
+                <w:rFonts w:ascii="맑은 고딕" w:hAnsi="맑은 고딕" w:eastAsia="맑은 고딕"/>
                 <w:b/>
                 <w:color w:val="FFFFFF"/>
-                <w:sz w:val="18"/>
+                <w:sz w:val="19"/>
               </w:rPr>
-              <w:t>주요 활동 내역</w:t>
+              <w:t>가중치</w:t>
             </w:r>
           </w:p>
         </w:tc>
         <w:tc>
           <w:tcPr>
-            <w:tcW w:type="dxa" w:w="2340"/>
+            <w:tcW w:type="dxa" w:w="1958"/>
+            <w:shd w:fill="1B365D"/>
             <w:tcMar>
-              <w:top w:w="100" w:type="dxa"/>
-              <w:bottom w:w="100" w:type="dxa"/>
-              <w:left w:w="130" w:type="dxa"/>
-              <w:right w:w="130" w:type="dxa"/>
+              <w:top w:w="110" w:type="dxa"/>
+              <w:bottom w:w="110" w:type="dxa"/>
+              <w:left w:w="140" w:type="dxa"/>
+              <w:right w:w="140" w:type="dxa"/>
             </w:tcMar>
-            <w:shd w:fill="1E293B"/>
           </w:tcPr>
           <w:p>
+            <w:pPr>
+              <w:jc w:val="center"/>
+            </w:pPr>
+            <w:r/>
             <w:r>
               <w:rPr>
-                <w:rFonts w:ascii="Malgun Gothic" w:hAnsi="Malgun Gothic"/>
+                <w:rFonts w:ascii="맑은 고딕" w:hAnsi="맑은 고딕" w:eastAsia="맑은 고딕"/>
                 <w:b/>
                 <w:color w:val="FFFFFF"/>
-                <w:sz w:val="18"/>
+                <w:sz w:val="19"/>
               </w:rPr>
-              <w:t>핵심 납품 산출물</w:t>
+              <w:t>핵심 수행 활동</w:t>
+            </w:r>
+          </w:p>
+        </w:tc>
+        <w:tc>
+          <w:tcPr>
+            <w:tcW w:type="dxa" w:w="1958"/>
+            <w:shd w:fill="1B365D"/>
+            <w:tcMar>
+              <w:top w:w="110" w:type="dxa"/>
+              <w:bottom w:w="110" w:type="dxa"/>
+              <w:left w:w="140" w:type="dxa"/>
+              <w:right w:w="140" w:type="dxa"/>
+            </w:tcMar>
+          </w:tcPr>
+          <w:p>
+            <w:pPr>
+              <w:jc w:val="center"/>
+            </w:pPr>
+            <w:r/>
+            <w:r>
+              <w:rPr>
+                <w:rFonts w:ascii="맑은 고딕" w:hAnsi="맑은 고딕" w:eastAsia="맑은 고딕"/>
+                <w:b/>
+                <w:color w:val="FFFFFF"/>
+                <w:sz w:val="19"/>
+              </w:rPr>
+              <w:t>주요 납품 산출물 코드</w:t>
             </w:r>
           </w:p>
         </w:tc>
@@ -181,89 +491,121 @@
       <w:tr>
         <w:tc>
           <w:tcPr>
-            <w:tcW w:type="dxa" w:w="2340"/>
+            <w:tcW w:type="dxa" w:w="1958"/>
+            <w:shd w:fill="FFFFFF"/>
             <w:tcMar>
-              <w:top w:w="100" w:type="dxa"/>
-              <w:bottom w:w="100" w:type="dxa"/>
-              <w:left w:w="130" w:type="dxa"/>
-              <w:right w:w="130" w:type="dxa"/>
+              <w:top w:w="90" w:type="dxa"/>
+              <w:bottom w:w="90" w:type="dxa"/>
+              <w:left w:w="140" w:type="dxa"/>
+              <w:right w:w="140" w:type="dxa"/>
             </w:tcMar>
-            <w:shd w:fill="F8FAFC"/>
           </w:tcPr>
           <w:p>
+            <w:r/>
             <w:r>
               <w:rPr>
-                <w:rFonts w:ascii="Malgun Gothic" w:hAnsi="Malgun Gothic"/>
-                <w:color w:val="334155"/>
-                <w:sz w:val="18"/>
+                <w:rFonts w:ascii="맑은 고딕" w:hAnsi="맑은 고딕" w:eastAsia="맑은 고딕"/>
+                <w:b w:val="0"/>
+                <w:color w:val="1E293B"/>
+                <w:sz w:val="19"/>
               </w:rPr>
-              <w:t>Phase 1. 분석</w:t>
+              <w:t>Phase 1. 착수·계획</w:t>
             </w:r>
           </w:p>
         </w:tc>
         <w:tc>
           <w:tcPr>
-            <w:tcW w:type="dxa" w:w="2340"/>
+            <w:tcW w:type="dxa" w:w="1958"/>
+            <w:shd w:fill="FFFFFF"/>
             <w:tcMar>
-              <w:top w:w="100" w:type="dxa"/>
-              <w:bottom w:w="100" w:type="dxa"/>
-              <w:left w:w="130" w:type="dxa"/>
-              <w:right w:w="130" w:type="dxa"/>
+              <w:top w:w="90" w:type="dxa"/>
+              <w:bottom w:w="90" w:type="dxa"/>
+              <w:left w:w="140" w:type="dxa"/>
+              <w:right w:w="140" w:type="dxa"/>
             </w:tcMar>
-            <w:shd w:fill="F8FAFC"/>
           </w:tcPr>
           <w:p>
+            <w:r/>
             <w:r>
               <w:rPr>
-                <w:rFonts w:ascii="Malgun Gothic" w:hAnsi="Malgun Gothic"/>
-                <w:color w:val="334155"/>
-                <w:sz w:val="18"/>
+                <w:rFonts w:ascii="맑은 고딕" w:hAnsi="맑은 고딕" w:eastAsia="맑은 고딕"/>
+                <w:b w:val="0"/>
+                <w:color w:val="1E293B"/>
+                <w:sz w:val="19"/>
               </w:rPr>
-              <w:t>M1 ~ M2</w:t>
+              <w:t>2026.05.01 ~ 05.15</w:t>
             </w:r>
           </w:p>
         </w:tc>
         <w:tc>
           <w:tcPr>
-            <w:tcW w:type="dxa" w:w="2340"/>
+            <w:tcW w:type="dxa" w:w="1958"/>
+            <w:shd w:fill="FFFFFF"/>
             <w:tcMar>
-              <w:top w:w="100" w:type="dxa"/>
-              <w:bottom w:w="100" w:type="dxa"/>
-              <w:left w:w="130" w:type="dxa"/>
-              <w:right w:w="130" w:type="dxa"/>
+              <w:top w:w="90" w:type="dxa"/>
+              <w:bottom w:w="90" w:type="dxa"/>
+              <w:left w:w="140" w:type="dxa"/>
+              <w:right w:w="140" w:type="dxa"/>
             </w:tcMar>
-            <w:shd w:fill="F8FAFC"/>
           </w:tcPr>
           <w:p>
+            <w:r/>
             <w:r>
               <w:rPr>
-                <w:rFonts w:ascii="Malgun Gothic" w:hAnsi="Malgun Gothic"/>
-                <w:color w:val="334155"/>
-                <w:sz w:val="18"/>
+                <w:rFonts w:ascii="맑은 고딕" w:hAnsi="맑은 고딕" w:eastAsia="맑은 고딕"/>
+                <w:b w:val="0"/>
+                <w:color w:val="1E293B"/>
+                <w:sz w:val="19"/>
               </w:rPr>
-              <w:t>요구사항 상세화, RTM 작성, Scope Freeze</w:t>
+              <w:t>5%</w:t>
             </w:r>
           </w:p>
         </w:tc>
         <w:tc>
           <w:tcPr>
-            <w:tcW w:type="dxa" w:w="2340"/>
+            <w:tcW w:type="dxa" w:w="1958"/>
+            <w:shd w:fill="FFFFFF"/>
             <w:tcMar>
-              <w:top w:w="100" w:type="dxa"/>
-              <w:bottom w:w="100" w:type="dxa"/>
-              <w:left w:w="130" w:type="dxa"/>
-              <w:right w:w="130" w:type="dxa"/>
+              <w:top w:w="90" w:type="dxa"/>
+              <w:bottom w:w="90" w:type="dxa"/>
+              <w:left w:w="140" w:type="dxa"/>
+              <w:right w:w="140" w:type="dxa"/>
             </w:tcMar>
-            <w:shd w:fill="F8FAFC"/>
           </w:tcPr>
           <w:p>
+            <w:r/>
             <w:r>
               <w:rPr>
-                <w:rFonts w:ascii="Malgun Gothic" w:hAnsi="Malgun Gothic"/>
-                <w:color w:val="334155"/>
-                <w:sz w:val="18"/>
+                <w:rFonts w:ascii="맑은 고딕" w:hAnsi="맑은 고딕" w:eastAsia="맑은 고딕"/>
+                <w:b w:val="0"/>
+                <w:color w:val="1E293B"/>
+                <w:sz w:val="19"/>
               </w:rPr>
-              <w:t>SRS, RTM, BDD 시나리오</w:t>
+              <w:t>착수 킥오프, 수행계획서 확정, 개발·보안 환경 셋업</w:t>
+            </w:r>
+          </w:p>
+        </w:tc>
+        <w:tc>
+          <w:tcPr>
+            <w:tcW w:type="dxa" w:w="1958"/>
+            <w:shd w:fill="FFFFFF"/>
+            <w:tcMar>
+              <w:top w:w="90" w:type="dxa"/>
+              <w:bottom w:w="90" w:type="dxa"/>
+              <w:left w:w="140" w:type="dxa"/>
+              <w:right w:w="140" w:type="dxa"/>
+            </w:tcMar>
+          </w:tcPr>
+          <w:p>
+            <w:r/>
+            <w:r>
+              <w:rPr>
+                <w:rFonts w:ascii="맑은 고딕" w:hAnsi="맑은 고딕" w:eastAsia="맑은 고딕"/>
+                <w:b w:val="0"/>
+                <w:color w:val="1E293B"/>
+                <w:sz w:val="19"/>
+              </w:rPr>
+              <w:t>EMP_INT_000, EMP_INT_010, EMP_INT_020</w:t>
             </w:r>
           </w:p>
         </w:tc>
@@ -271,89 +613,121 @@
       <w:tr>
         <w:tc>
           <w:tcPr>
-            <w:tcW w:type="dxa" w:w="2340"/>
+            <w:tcW w:type="dxa" w:w="1958"/>
+            <w:shd w:fill="F8FAFC"/>
             <w:tcMar>
-              <w:top w:w="100" w:type="dxa"/>
-              <w:bottom w:w="100" w:type="dxa"/>
-              <w:left w:w="130" w:type="dxa"/>
-              <w:right w:w="130" w:type="dxa"/>
+              <w:top w:w="90" w:type="dxa"/>
+              <w:bottom w:w="90" w:type="dxa"/>
+              <w:left w:w="140" w:type="dxa"/>
+              <w:right w:w="140" w:type="dxa"/>
             </w:tcMar>
-            <w:shd w:fill="FFFFFF"/>
           </w:tcPr>
           <w:p>
+            <w:r/>
             <w:r>
               <w:rPr>
-                <w:rFonts w:ascii="Malgun Gothic" w:hAnsi="Malgun Gothic"/>
-                <w:color w:val="334155"/>
-                <w:sz w:val="18"/>
+                <w:rFonts w:ascii="맑은 고딕" w:hAnsi="맑은 고딕" w:eastAsia="맑은 고딕"/>
+                <w:b w:val="0"/>
+                <w:color w:val="1E293B"/>
+                <w:sz w:val="19"/>
               </w:rPr>
-              <w:t>Phase 2. 설계</w:t>
+              <w:t>Phase 2. 요구분석</w:t>
             </w:r>
           </w:p>
         </w:tc>
         <w:tc>
           <w:tcPr>
-            <w:tcW w:type="dxa" w:w="2340"/>
+            <w:tcW w:type="dxa" w:w="1958"/>
+            <w:shd w:fill="F8FAFC"/>
             <w:tcMar>
-              <w:top w:w="100" w:type="dxa"/>
-              <w:bottom w:w="100" w:type="dxa"/>
-              <w:left w:w="130" w:type="dxa"/>
-              <w:right w:w="130" w:type="dxa"/>
+              <w:top w:w="90" w:type="dxa"/>
+              <w:bottom w:w="90" w:type="dxa"/>
+              <w:left w:w="140" w:type="dxa"/>
+              <w:right w:w="140" w:type="dxa"/>
             </w:tcMar>
-            <w:shd w:fill="FFFFFF"/>
           </w:tcPr>
           <w:p>
+            <w:r/>
             <w:r>
               <w:rPr>
-                <w:rFonts w:ascii="Malgun Gothic" w:hAnsi="Malgun Gothic"/>
-                <w:color w:val="334155"/>
-                <w:sz w:val="18"/>
+                <w:rFonts w:ascii="맑은 고딕" w:hAnsi="맑은 고딕" w:eastAsia="맑은 고딕"/>
+                <w:b w:val="0"/>
+                <w:color w:val="1E293B"/>
+                <w:sz w:val="19"/>
               </w:rPr>
-              <w:t>M2 ~ M3</w:t>
+              <w:t>2026.05.16 ~ 06.15</w:t>
             </w:r>
           </w:p>
         </w:tc>
         <w:tc>
           <w:tcPr>
-            <w:tcW w:type="dxa" w:w="2340"/>
+            <w:tcW w:type="dxa" w:w="1958"/>
+            <w:shd w:fill="F8FAFC"/>
             <w:tcMar>
-              <w:top w:w="100" w:type="dxa"/>
-              <w:bottom w:w="100" w:type="dxa"/>
-              <w:left w:w="130" w:type="dxa"/>
-              <w:right w:w="130" w:type="dxa"/>
+              <w:top w:w="90" w:type="dxa"/>
+              <w:bottom w:w="90" w:type="dxa"/>
+              <w:left w:w="140" w:type="dxa"/>
+              <w:right w:w="140" w:type="dxa"/>
             </w:tcMar>
-            <w:shd w:fill="FFFFFF"/>
           </w:tcPr>
           <w:p>
+            <w:r/>
             <w:r>
               <w:rPr>
-                <w:rFonts w:ascii="Malgun Gothic" w:hAnsi="Malgun Gothic"/>
-                <w:color w:val="334155"/>
-                <w:sz w:val="18"/>
+                <w:rFonts w:ascii="맑은 고딕" w:hAnsi="맑은 고딕" w:eastAsia="맑은 고딕"/>
+                <w:b w:val="0"/>
+                <w:color w:val="1E293B"/>
+                <w:sz w:val="19"/>
               </w:rPr>
-              <w:t>DB 모델링, API 스펙, 화면 UI/UX 설계</w:t>
+              <w:t>15%</w:t>
             </w:r>
           </w:p>
         </w:tc>
         <w:tc>
           <w:tcPr>
-            <w:tcW w:type="dxa" w:w="2340"/>
+            <w:tcW w:type="dxa" w:w="1958"/>
+            <w:shd w:fill="F8FAFC"/>
             <w:tcMar>
-              <w:top w:w="100" w:type="dxa"/>
-              <w:bottom w:w="100" w:type="dxa"/>
-              <w:left w:w="130" w:type="dxa"/>
-              <w:right w:w="130" w:type="dxa"/>
+              <w:top w:w="90" w:type="dxa"/>
+              <w:bottom w:w="90" w:type="dxa"/>
+              <w:left w:w="140" w:type="dxa"/>
+              <w:right w:w="140" w:type="dxa"/>
             </w:tcMar>
-            <w:shd w:fill="FFFFFF"/>
           </w:tcPr>
           <w:p>
+            <w:r/>
             <w:r>
               <w:rPr>
-                <w:rFonts w:ascii="Malgun Gothic" w:hAnsi="Malgun Gothic"/>
-                <w:color w:val="334155"/>
-                <w:sz w:val="18"/>
+                <w:rFonts w:ascii="맑은 고딕" w:hAnsi="맑은 고딕" w:eastAsia="맑은 고딕"/>
+                <w:b w:val="0"/>
+                <w:color w:val="1E293B"/>
+                <w:sz w:val="19"/>
               </w:rPr>
-              <w:t>ERD, OpenAPI, 스토리보드</w:t>
+              <w:t>AS-IS 분석, 61대 요구사항 정의, 기간계 연계 규격 합의</w:t>
+            </w:r>
+          </w:p>
+        </w:tc>
+        <w:tc>
+          <w:tcPr>
+            <w:tcW w:type="dxa" w:w="1958"/>
+            <w:shd w:fill="F8FAFC"/>
+            <w:tcMar>
+              <w:top w:w="90" w:type="dxa"/>
+              <w:bottom w:w="90" w:type="dxa"/>
+              <w:left w:w="140" w:type="dxa"/>
+              <w:right w:w="140" w:type="dxa"/>
+            </w:tcMar>
+          </w:tcPr>
+          <w:p>
+            <w:r/>
+            <w:r>
+              <w:rPr>
+                <w:rFonts w:ascii="맑은 고딕" w:hAnsi="맑은 고딕" w:eastAsia="맑은 고딕"/>
+                <w:b w:val="0"/>
+                <w:color w:val="1E293B"/>
+                <w:sz w:val="19"/>
+              </w:rPr>
+              <w:t>EMP_ANL_010 ~ EMP_ANL_050</w:t>
             </w:r>
           </w:p>
         </w:tc>
@@ -361,89 +735,121 @@
       <w:tr>
         <w:tc>
           <w:tcPr>
-            <w:tcW w:type="dxa" w:w="2340"/>
+            <w:tcW w:type="dxa" w:w="1958"/>
+            <w:shd w:fill="FFFFFF"/>
             <w:tcMar>
-              <w:top w:w="100" w:type="dxa"/>
-              <w:bottom w:w="100" w:type="dxa"/>
-              <w:left w:w="130" w:type="dxa"/>
-              <w:right w:w="130" w:type="dxa"/>
+              <w:top w:w="90" w:type="dxa"/>
+              <w:bottom w:w="90" w:type="dxa"/>
+              <w:left w:w="140" w:type="dxa"/>
+              <w:right w:w="140" w:type="dxa"/>
             </w:tcMar>
-            <w:shd w:fill="F8FAFC"/>
           </w:tcPr>
           <w:p>
+            <w:r/>
             <w:r>
               <w:rPr>
-                <w:rFonts w:ascii="Malgun Gothic" w:hAnsi="Malgun Gothic"/>
-                <w:color w:val="334155"/>
-                <w:sz w:val="18"/>
+                <w:rFonts w:ascii="맑은 고딕" w:hAnsi="맑은 고딕" w:eastAsia="맑은 고딕"/>
+                <w:b w:val="0"/>
+                <w:color w:val="1E293B"/>
+                <w:sz w:val="19"/>
               </w:rPr>
-              <w:t>Phase 3. 구현</w:t>
+              <w:t>Phase 3. 상세설계</w:t>
             </w:r>
           </w:p>
         </w:tc>
         <w:tc>
           <w:tcPr>
-            <w:tcW w:type="dxa" w:w="2340"/>
+            <w:tcW w:type="dxa" w:w="1958"/>
+            <w:shd w:fill="FFFFFF"/>
             <w:tcMar>
-              <w:top w:w="100" w:type="dxa"/>
-              <w:bottom w:w="100" w:type="dxa"/>
-              <w:left w:w="130" w:type="dxa"/>
-              <w:right w:w="130" w:type="dxa"/>
+              <w:top w:w="90" w:type="dxa"/>
+              <w:bottom w:w="90" w:type="dxa"/>
+              <w:left w:w="140" w:type="dxa"/>
+              <w:right w:w="140" w:type="dxa"/>
             </w:tcMar>
-            <w:shd w:fill="F8FAFC"/>
           </w:tcPr>
           <w:p>
+            <w:r/>
             <w:r>
               <w:rPr>
-                <w:rFonts w:ascii="Malgun Gothic" w:hAnsi="Malgun Gothic"/>
-                <w:color w:val="334155"/>
-                <w:sz w:val="18"/>
+                <w:rFonts w:ascii="맑은 고딕" w:hAnsi="맑은 고딕" w:eastAsia="맑은 고딕"/>
+                <w:b w:val="0"/>
+                <w:color w:val="1E293B"/>
+                <w:sz w:val="19"/>
               </w:rPr>
-              <w:t>M3 ~ M5</w:t>
+              <w:t>2026.06.16 ~ 07.31</w:t>
             </w:r>
           </w:p>
         </w:tc>
         <w:tc>
           <w:tcPr>
-            <w:tcW w:type="dxa" w:w="2340"/>
+            <w:tcW w:type="dxa" w:w="1958"/>
+            <w:shd w:fill="FFFFFF"/>
             <w:tcMar>
-              <w:top w:w="100" w:type="dxa"/>
-              <w:bottom w:w="100" w:type="dxa"/>
-              <w:left w:w="130" w:type="dxa"/>
-              <w:right w:w="130" w:type="dxa"/>
+              <w:top w:w="90" w:type="dxa"/>
+              <w:bottom w:w="90" w:type="dxa"/>
+              <w:left w:w="140" w:type="dxa"/>
+              <w:right w:w="140" w:type="dxa"/>
             </w:tcMar>
-            <w:shd w:fill="F8FAFC"/>
           </w:tcPr>
           <w:p>
+            <w:r/>
             <w:r>
               <w:rPr>
-                <w:rFonts w:ascii="Malgun Gothic" w:hAnsi="Malgun Gothic"/>
-                <w:color w:val="334155"/>
-                <w:sz w:val="18"/>
+                <w:rFonts w:ascii="맑은 고딕" w:hAnsi="맑은 고딕" w:eastAsia="맑은 고딕"/>
+                <w:b w:val="0"/>
+                <w:color w:val="1E293B"/>
+                <w:sz w:val="19"/>
               </w:rPr>
-              <w:t>도메인 비즈니스 구현, 프론트 컴포넌트</w:t>
+              <w:t>25%</w:t>
             </w:r>
           </w:p>
         </w:tc>
         <w:tc>
           <w:tcPr>
-            <w:tcW w:type="dxa" w:w="2340"/>
+            <w:tcW w:type="dxa" w:w="1958"/>
+            <w:shd w:fill="FFFFFF"/>
             <w:tcMar>
-              <w:top w:w="100" w:type="dxa"/>
-              <w:bottom w:w="100" w:type="dxa"/>
-              <w:left w:w="130" w:type="dxa"/>
-              <w:right w:w="130" w:type="dxa"/>
+              <w:top w:w="90" w:type="dxa"/>
+              <w:bottom w:w="90" w:type="dxa"/>
+              <w:left w:w="140" w:type="dxa"/>
+              <w:right w:w="140" w:type="dxa"/>
             </w:tcMar>
-            <w:shd w:fill="F8FAFC"/>
           </w:tcPr>
           <w:p>
+            <w:r/>
             <w:r>
               <w:rPr>
-                <w:rFonts w:ascii="Malgun Gothic" w:hAnsi="Malgun Gothic"/>
-                <w:color w:val="334155"/>
-                <w:sz w:val="18"/>
+                <w:rFonts w:ascii="맑은 고딕" w:hAnsi="맑은 고딕" w:eastAsia="맑은 고딕"/>
+                <w:b w:val="0"/>
+                <w:color w:val="1E293B"/>
+                <w:sz w:val="19"/>
               </w:rPr>
-              <w:t>소스코드, 단위테스트 결과</w:t>
+              <w:t>UI 스토리보드, 논리/물리 ERD, EKS 인프라·방화벽, AI 추론 설계</w:t>
+            </w:r>
+          </w:p>
+        </w:tc>
+        <w:tc>
+          <w:tcPr>
+            <w:tcW w:type="dxa" w:w="1958"/>
+            <w:shd w:fill="FFFFFF"/>
+            <w:tcMar>
+              <w:top w:w="90" w:type="dxa"/>
+              <w:bottom w:w="90" w:type="dxa"/>
+              <w:left w:w="140" w:type="dxa"/>
+              <w:right w:w="140" w:type="dxa"/>
+            </w:tcMar>
+          </w:tcPr>
+          <w:p>
+            <w:r/>
+            <w:r>
+              <w:rPr>
+                <w:rFonts w:ascii="맑은 고딕" w:hAnsi="맑은 고딕" w:eastAsia="맑은 고딕"/>
+                <w:b w:val="0"/>
+                <w:color w:val="1E293B"/>
+                <w:sz w:val="19"/>
+              </w:rPr>
+              <w:t>EMP_DEG_010 ~ EMP_DEG_150</w:t>
             </w:r>
           </w:p>
         </w:tc>
@@ -451,89 +857,121 @@
       <w:tr>
         <w:tc>
           <w:tcPr>
-            <w:tcW w:type="dxa" w:w="2340"/>
+            <w:tcW w:type="dxa" w:w="1958"/>
+            <w:shd w:fill="F8FAFC"/>
             <w:tcMar>
-              <w:top w:w="100" w:type="dxa"/>
-              <w:bottom w:w="100" w:type="dxa"/>
-              <w:left w:w="130" w:type="dxa"/>
-              <w:right w:w="130" w:type="dxa"/>
+              <w:top w:w="90" w:type="dxa"/>
+              <w:bottom w:w="90" w:type="dxa"/>
+              <w:left w:w="140" w:type="dxa"/>
+              <w:right w:w="140" w:type="dxa"/>
             </w:tcMar>
-            <w:shd w:fill="FFFFFF"/>
           </w:tcPr>
           <w:p>
+            <w:r/>
             <w:r>
               <w:rPr>
-                <w:rFonts w:ascii="Malgun Gothic" w:hAnsi="Malgun Gothic"/>
-                <w:color w:val="334155"/>
-                <w:sz w:val="18"/>
+                <w:rFonts w:ascii="맑은 고딕" w:hAnsi="맑은 고딕" w:eastAsia="맑은 고딕"/>
+                <w:b w:val="0"/>
+                <w:color w:val="1E293B"/>
+                <w:sz w:val="19"/>
               </w:rPr>
-              <w:t>Phase 4. 검증</w:t>
+              <w:t>Phase 4. 구현·연계</w:t>
             </w:r>
           </w:p>
         </w:tc>
         <w:tc>
           <w:tcPr>
-            <w:tcW w:type="dxa" w:w="2340"/>
+            <w:tcW w:type="dxa" w:w="1958"/>
+            <w:shd w:fill="F8FAFC"/>
             <w:tcMar>
-              <w:top w:w="100" w:type="dxa"/>
-              <w:bottom w:w="100" w:type="dxa"/>
-              <w:left w:w="130" w:type="dxa"/>
-              <w:right w:w="130" w:type="dxa"/>
+              <w:top w:w="90" w:type="dxa"/>
+              <w:bottom w:w="90" w:type="dxa"/>
+              <w:left w:w="140" w:type="dxa"/>
+              <w:right w:w="140" w:type="dxa"/>
             </w:tcMar>
-            <w:shd w:fill="FFFFFF"/>
           </w:tcPr>
           <w:p>
+            <w:r/>
             <w:r>
               <w:rPr>
-                <w:rFonts w:ascii="Malgun Gothic" w:hAnsi="Malgun Gothic"/>
-                <w:color w:val="334155"/>
-                <w:sz w:val="18"/>
+                <w:rFonts w:ascii="맑은 고딕" w:hAnsi="맑은 고딕" w:eastAsia="맑은 고딕"/>
+                <w:b w:val="0"/>
+                <w:color w:val="1E293B"/>
+                <w:sz w:val="19"/>
               </w:rPr>
-              <w:t>M5 ~ M6</w:t>
+              <w:t>2026.08.01 ~ 09.20</w:t>
             </w:r>
           </w:p>
         </w:tc>
         <w:tc>
           <w:tcPr>
-            <w:tcW w:type="dxa" w:w="2340"/>
+            <w:tcW w:type="dxa" w:w="1958"/>
+            <w:shd w:fill="F8FAFC"/>
             <w:tcMar>
-              <w:top w:w="100" w:type="dxa"/>
-              <w:bottom w:w="100" w:type="dxa"/>
-              <w:left w:w="130" w:type="dxa"/>
-              <w:right w:w="130" w:type="dxa"/>
+              <w:top w:w="90" w:type="dxa"/>
+              <w:bottom w:w="90" w:type="dxa"/>
+              <w:left w:w="140" w:type="dxa"/>
+              <w:right w:w="140" w:type="dxa"/>
             </w:tcMar>
-            <w:shd w:fill="FFFFFF"/>
           </w:tcPr>
           <w:p>
+            <w:r/>
             <w:r>
               <w:rPr>
-                <w:rFonts w:ascii="Malgun Gothic" w:hAnsi="Malgun Gothic"/>
-                <w:color w:val="334155"/>
-                <w:sz w:val="18"/>
+                <w:rFonts w:ascii="맑은 고딕" w:hAnsi="맑은 고딕" w:eastAsia="맑은 고딕"/>
+                <w:b w:val="0"/>
+                <w:color w:val="1E293B"/>
+                <w:sz w:val="19"/>
               </w:rPr>
-              <w:t>통합 테스트, 시큐어코딩 진단, 감리 조치</w:t>
+              <w:t>30%</w:t>
             </w:r>
           </w:p>
         </w:tc>
         <w:tc>
           <w:tcPr>
-            <w:tcW w:type="dxa" w:w="2340"/>
+            <w:tcW w:type="dxa" w:w="1958"/>
+            <w:shd w:fill="F8FAFC"/>
             <w:tcMar>
-              <w:top w:w="100" w:type="dxa"/>
-              <w:bottom w:w="100" w:type="dxa"/>
-              <w:left w:w="130" w:type="dxa"/>
-              <w:right w:w="130" w:type="dxa"/>
+              <w:top w:w="90" w:type="dxa"/>
+              <w:bottom w:w="90" w:type="dxa"/>
+              <w:left w:w="140" w:type="dxa"/>
+              <w:right w:w="140" w:type="dxa"/>
             </w:tcMar>
-            <w:shd w:fill="FFFFFF"/>
           </w:tcPr>
           <w:p>
+            <w:r/>
             <w:r>
               <w:rPr>
-                <w:rFonts w:ascii="Malgun Gothic" w:hAnsi="Malgun Gothic"/>
-                <w:color w:val="334155"/>
-                <w:sz w:val="18"/>
+                <w:rFonts w:ascii="맑은 고딕" w:hAnsi="맑은 고딕" w:eastAsia="맑은 고딕"/>
+                <w:b w:val="0"/>
+                <w:color w:val="1E293B"/>
+                <w:sz w:val="19"/>
               </w:rPr>
-              <w:t>통합시험서, 보안진단표</w:t>
+              <w:t>3단계 하이브리드 RAG 엔진, 100대 룰셋, FO/BO 웹 및 배치 개발</w:t>
+            </w:r>
+          </w:p>
+        </w:tc>
+        <w:tc>
+          <w:tcPr>
+            <w:tcW w:type="dxa" w:w="1958"/>
+            <w:shd w:fill="F8FAFC"/>
+            <w:tcMar>
+              <w:top w:w="90" w:type="dxa"/>
+              <w:bottom w:w="90" w:type="dxa"/>
+              <w:left w:w="140" w:type="dxa"/>
+              <w:right w:w="140" w:type="dxa"/>
+            </w:tcMar>
+          </w:tcPr>
+          <w:p>
+            <w:r/>
+            <w:r>
+              <w:rPr>
+                <w:rFonts w:ascii="맑은 고딕" w:hAnsi="맑은 고딕" w:eastAsia="맑은 고딕"/>
+                <w:b w:val="0"/>
+                <w:color w:val="1E293B"/>
+                <w:sz w:val="19"/>
+              </w:rPr>
+              <w:t>EMP_EXE_010 ~ EMP_EXE_030</w:t>
             </w:r>
           </w:p>
         </w:tc>
@@ -541,89 +979,1311 @@
       <w:tr>
         <w:tc>
           <w:tcPr>
-            <w:tcW w:type="dxa" w:w="2340"/>
+            <w:tcW w:type="dxa" w:w="1958"/>
+            <w:shd w:fill="FFFFFF"/>
             <w:tcMar>
-              <w:top w:w="100" w:type="dxa"/>
-              <w:bottom w:w="100" w:type="dxa"/>
-              <w:left w:w="130" w:type="dxa"/>
-              <w:right w:w="130" w:type="dxa"/>
+              <w:top w:w="90" w:type="dxa"/>
+              <w:bottom w:w="90" w:type="dxa"/>
+              <w:left w:w="140" w:type="dxa"/>
+              <w:right w:w="140" w:type="dxa"/>
             </w:tcMar>
-            <w:shd w:fill="F8FAFC"/>
           </w:tcPr>
           <w:p>
+            <w:r/>
             <w:r>
               <w:rPr>
-                <w:rFonts w:ascii="Malgun Gothic" w:hAnsi="Malgun Gothic"/>
-                <w:color w:val="334155"/>
-                <w:sz w:val="18"/>
+                <w:rFonts w:ascii="맑은 고딕" w:hAnsi="맑은 고딕" w:eastAsia="맑은 고딕"/>
+                <w:b w:val="0"/>
+                <w:color w:val="1E293B"/>
+                <w:sz w:val="19"/>
               </w:rPr>
-              <w:t>Phase 5. 오픈</w:t>
+              <w:t>Phase 5. 통합검증</w:t>
             </w:r>
           </w:p>
         </w:tc>
         <w:tc>
           <w:tcPr>
-            <w:tcW w:type="dxa" w:w="2340"/>
+            <w:tcW w:type="dxa" w:w="1958"/>
+            <w:shd w:fill="FFFFFF"/>
             <w:tcMar>
-              <w:top w:w="100" w:type="dxa"/>
-              <w:bottom w:w="100" w:type="dxa"/>
-              <w:left w:w="130" w:type="dxa"/>
-              <w:right w:w="130" w:type="dxa"/>
+              <w:top w:w="90" w:type="dxa"/>
+              <w:bottom w:w="90" w:type="dxa"/>
+              <w:left w:w="140" w:type="dxa"/>
+              <w:right w:w="140" w:type="dxa"/>
             </w:tcMar>
-            <w:shd w:fill="F8FAFC"/>
           </w:tcPr>
           <w:p>
+            <w:r/>
             <w:r>
               <w:rPr>
-                <w:rFonts w:ascii="Malgun Gothic" w:hAnsi="Malgun Gothic"/>
-                <w:color w:val="334155"/>
-                <w:sz w:val="18"/>
+                <w:rFonts w:ascii="맑은 고딕" w:hAnsi="맑은 고딕" w:eastAsia="맑은 고딕"/>
+                <w:b w:val="0"/>
+                <w:color w:val="1E293B"/>
+                <w:sz w:val="19"/>
               </w:rPr>
-              <w:t>M6</w:t>
+              <w:t>2026.09.21 ~ 10.15</w:t>
             </w:r>
           </w:p>
         </w:tc>
         <w:tc>
           <w:tcPr>
-            <w:tcW w:type="dxa" w:w="2340"/>
+            <w:tcW w:type="dxa" w:w="1958"/>
+            <w:shd w:fill="FFFFFF"/>
             <w:tcMar>
-              <w:top w:w="100" w:type="dxa"/>
-              <w:bottom w:w="100" w:type="dxa"/>
-              <w:left w:w="130" w:type="dxa"/>
-              <w:right w:w="130" w:type="dxa"/>
+              <w:top w:w="90" w:type="dxa"/>
+              <w:bottom w:w="90" w:type="dxa"/>
+              <w:left w:w="140" w:type="dxa"/>
+              <w:right w:w="140" w:type="dxa"/>
             </w:tcMar>
-            <w:shd w:fill="F8FAFC"/>
           </w:tcPr>
           <w:p>
+            <w:r/>
             <w:r>
               <w:rPr>
-                <w:rFonts w:ascii="Malgun Gothic" w:hAnsi="Malgun Gothic"/>
-                <w:color w:val="334155"/>
-                <w:sz w:val="18"/>
+                <w:rFonts w:ascii="맑은 고딕" w:hAnsi="맑은 고딕" w:eastAsia="맑은 고딕"/>
+                <w:b w:val="0"/>
+                <w:color w:val="1E293B"/>
+                <w:sz w:val="19"/>
               </w:rPr>
-              <w:t>데이터 이관, UAT 인수, 운영 배포, 최종 검수</w:t>
+              <w:t>15%</w:t>
             </w:r>
           </w:p>
         </w:tc>
         <w:tc>
           <w:tcPr>
-            <w:tcW w:type="dxa" w:w="2340"/>
+            <w:tcW w:type="dxa" w:w="1958"/>
+            <w:shd w:fill="FFFFFF"/>
             <w:tcMar>
-              <w:top w:w="100" w:type="dxa"/>
-              <w:bottom w:w="100" w:type="dxa"/>
-              <w:left w:w="130" w:type="dxa"/>
-              <w:right w:w="130" w:type="dxa"/>
+              <w:top w:w="90" w:type="dxa"/>
+              <w:bottom w:w="90" w:type="dxa"/>
+              <w:left w:w="140" w:type="dxa"/>
+              <w:right w:w="140" w:type="dxa"/>
             </w:tcMar>
-            <w:shd w:fill="F8FAFC"/>
           </w:tcPr>
           <w:p>
+            <w:r/>
             <w:r>
               <w:rPr>
-                <w:rFonts w:ascii="Malgun Gothic" w:hAnsi="Malgun Gothic"/>
-                <w:color w:val="334155"/>
-                <w:sz w:val="18"/>
+                <w:rFonts w:ascii="맑은 고딕" w:hAnsi="맑은 고딕" w:eastAsia="맑은 고딕"/>
+                <w:b w:val="0"/>
+                <w:color w:val="1E293B"/>
+                <w:sz w:val="19"/>
               </w:rPr>
-              <w:t>이관확인서, 인수증, 매뉴얼</w:t>
+              <w:t>단위/통합 테스트, 보안·성능 시험, 골든셋 50문항 정밀도 검증</w:t>
+            </w:r>
+          </w:p>
+        </w:tc>
+        <w:tc>
+          <w:tcPr>
+            <w:tcW w:type="dxa" w:w="1958"/>
+            <w:shd w:fill="FFFFFF"/>
+            <w:tcMar>
+              <w:top w:w="90" w:type="dxa"/>
+              <w:bottom w:w="90" w:type="dxa"/>
+              <w:left w:w="140" w:type="dxa"/>
+              <w:right w:w="140" w:type="dxa"/>
+            </w:tcMar>
+          </w:tcPr>
+          <w:p>
+            <w:r/>
+            <w:r>
+              <w:rPr>
+                <w:rFonts w:ascii="맑은 고딕" w:hAnsi="맑은 고딕" w:eastAsia="맑은 고딕"/>
+                <w:b w:val="0"/>
+                <w:color w:val="1E293B"/>
+                <w:sz w:val="19"/>
+              </w:rPr>
+              <w:t>EMP_TST_010 ~ EMP_TST_050</w:t>
+            </w:r>
+          </w:p>
+        </w:tc>
+      </w:tr>
+      <w:tr>
+        <w:tc>
+          <w:tcPr>
+            <w:tcW w:type="dxa" w:w="1958"/>
+            <w:shd w:fill="F8FAFC"/>
+            <w:tcMar>
+              <w:top w:w="90" w:type="dxa"/>
+              <w:bottom w:w="90" w:type="dxa"/>
+              <w:left w:w="140" w:type="dxa"/>
+              <w:right w:w="140" w:type="dxa"/>
+            </w:tcMar>
+          </w:tcPr>
+          <w:p>
+            <w:r/>
+            <w:r>
+              <w:rPr>
+                <w:rFonts w:ascii="맑은 고딕" w:hAnsi="맑은 고딕" w:eastAsia="맑은 고딕"/>
+                <w:b w:val="0"/>
+                <w:color w:val="1E293B"/>
+                <w:sz w:val="19"/>
+              </w:rPr>
+              <w:t>Phase 6. 시범·이행</w:t>
+            </w:r>
+          </w:p>
+        </w:tc>
+        <w:tc>
+          <w:tcPr>
+            <w:tcW w:type="dxa" w:w="1958"/>
+            <w:shd w:fill="F8FAFC"/>
+            <w:tcMar>
+              <w:top w:w="90" w:type="dxa"/>
+              <w:bottom w:w="90" w:type="dxa"/>
+              <w:left w:w="140" w:type="dxa"/>
+              <w:right w:w="140" w:type="dxa"/>
+            </w:tcMar>
+          </w:tcPr>
+          <w:p>
+            <w:r/>
+            <w:r>
+              <w:rPr>
+                <w:rFonts w:ascii="맑은 고딕" w:hAnsi="맑은 고딕" w:eastAsia="맑은 고딕"/>
+                <w:b w:val="0"/>
+                <w:color w:val="1E293B"/>
+                <w:sz w:val="19"/>
+              </w:rPr>
+              <w:t>2026.10.16 ~ 10.31</w:t>
+            </w:r>
+          </w:p>
+        </w:tc>
+        <w:tc>
+          <w:tcPr>
+            <w:tcW w:type="dxa" w:w="1958"/>
+            <w:shd w:fill="F8FAFC"/>
+            <w:tcMar>
+              <w:top w:w="90" w:type="dxa"/>
+              <w:bottom w:w="90" w:type="dxa"/>
+              <w:left w:w="140" w:type="dxa"/>
+              <w:right w:w="140" w:type="dxa"/>
+            </w:tcMar>
+          </w:tcPr>
+          <w:p>
+            <w:r/>
+            <w:r>
+              <w:rPr>
+                <w:rFonts w:ascii="맑은 고딕" w:hAnsi="맑은 고딕" w:eastAsia="맑은 고딕"/>
+                <w:b w:val="0"/>
+                <w:color w:val="1E293B"/>
+                <w:sz w:val="19"/>
+              </w:rPr>
+              <w:t>10%</w:t>
+            </w:r>
+          </w:p>
+        </w:tc>
+        <w:tc>
+          <w:tcPr>
+            <w:tcW w:type="dxa" w:w="1958"/>
+            <w:shd w:fill="F8FAFC"/>
+            <w:tcMar>
+              <w:top w:w="90" w:type="dxa"/>
+              <w:bottom w:w="90" w:type="dxa"/>
+              <w:left w:w="140" w:type="dxa"/>
+              <w:right w:w="140" w:type="dxa"/>
+            </w:tcMar>
+          </w:tcPr>
+          <w:p>
+            <w:r/>
+            <w:r>
+              <w:rPr>
+                <w:rFonts w:ascii="맑은 고딕" w:hAnsi="맑은 고딕" w:eastAsia="맑은 고딕"/>
+                <w:b w:val="0"/>
+                <w:color w:val="1E293B"/>
+                <w:sz w:val="19"/>
+              </w:rPr>
+              <w:t>2주 파일럿 시범운영, 사용자 교육, 상용 컷오버 및 최종 검수</w:t>
+            </w:r>
+          </w:p>
+        </w:tc>
+        <w:tc>
+          <w:tcPr>
+            <w:tcW w:type="dxa" w:w="1958"/>
+            <w:shd w:fill="F8FAFC"/>
+            <w:tcMar>
+              <w:top w:w="90" w:type="dxa"/>
+              <w:bottom w:w="90" w:type="dxa"/>
+              <w:left w:w="140" w:type="dxa"/>
+              <w:right w:w="140" w:type="dxa"/>
+            </w:tcMar>
+          </w:tcPr>
+          <w:p>
+            <w:r/>
+            <w:r>
+              <w:rPr>
+                <w:rFonts w:ascii="맑은 고딕" w:hAnsi="맑은 고딕" w:eastAsia="맑은 고딕"/>
+                <w:b w:val="0"/>
+                <w:color w:val="1E293B"/>
+                <w:sz w:val="19"/>
+              </w:rPr>
+              <w:t>EMP_IMP_010 ~ EMP_IMP_090</w:t>
+            </w:r>
+          </w:p>
+        </w:tc>
+      </w:tr>
+    </w:tbl>
+    <w:p/>
+    <w:p>
+      <w:r>
+        <w:rPr>
+          <w:rFonts w:ascii="맑은 고딕" w:hAnsi="맑은 고딕" w:eastAsia="맑은 고딕"/>
+          <w:b/>
+          <w:color w:val="1B365D"/>
+          <w:sz w:val="25"/>
+        </w:rPr>
+        <w:t>3. 핵심 수행 조직 및 투입 인력 현황</w:t>
+      </w:r>
+    </w:p>
+    <w:tbl>
+      <w:tblPr>
+        <w:tblStyle w:val="TableGrid"/>
+        <w:tblW w:type="auto" w:w="0"/>
+        <w:jc w:val="center"/>
+        <w:tblLook w:firstColumn="1" w:firstRow="1" w:lastColumn="0" w:lastRow="0" w:noHBand="0" w:noVBand="1" w:val="04A0"/>
+      </w:tblPr>
+      <w:tblGrid>
+        <w:gridCol w:w="1632"/>
+        <w:gridCol w:w="1632"/>
+        <w:gridCol w:w="1632"/>
+        <w:gridCol w:w="1632"/>
+        <w:gridCol w:w="1632"/>
+        <w:gridCol w:w="1632"/>
+      </w:tblGrid>
+      <w:tr>
+        <w:tc>
+          <w:tcPr>
+            <w:tcW w:type="dxa" w:w="1632"/>
+            <w:shd w:fill="1B365D"/>
+            <w:tcMar>
+              <w:top w:w="110" w:type="dxa"/>
+              <w:bottom w:w="110" w:type="dxa"/>
+              <w:left w:w="140" w:type="dxa"/>
+              <w:right w:w="140" w:type="dxa"/>
+            </w:tcMar>
+          </w:tcPr>
+          <w:p>
+            <w:pPr>
+              <w:jc w:val="center"/>
+            </w:pPr>
+            <w:r/>
+            <w:r>
+              <w:rPr>
+                <w:rFonts w:ascii="맑은 고딕" w:hAnsi="맑은 고딕" w:eastAsia="맑은 고딕"/>
+                <w:b/>
+                <w:color w:val="FFFFFF"/>
+                <w:sz w:val="19"/>
+              </w:rPr>
+              <w:t>역할 구분</w:t>
+            </w:r>
+          </w:p>
+        </w:tc>
+        <w:tc>
+          <w:tcPr>
+            <w:tcW w:type="dxa" w:w="1632"/>
+            <w:shd w:fill="1B365D"/>
+            <w:tcMar>
+              <w:top w:w="110" w:type="dxa"/>
+              <w:bottom w:w="110" w:type="dxa"/>
+              <w:left w:w="140" w:type="dxa"/>
+              <w:right w:w="140" w:type="dxa"/>
+            </w:tcMar>
+          </w:tcPr>
+          <w:p>
+            <w:pPr>
+              <w:jc w:val="center"/>
+            </w:pPr>
+            <w:r/>
+            <w:r>
+              <w:rPr>
+                <w:rFonts w:ascii="맑은 고딕" w:hAnsi="맑은 고딕" w:eastAsia="맑은 고딕"/>
+                <w:b/>
+                <w:color w:val="FFFFFF"/>
+                <w:sz w:val="19"/>
+              </w:rPr>
+              <w:t>성명 / 직급</w:t>
+            </w:r>
+          </w:p>
+        </w:tc>
+        <w:tc>
+          <w:tcPr>
+            <w:tcW w:type="dxa" w:w="1632"/>
+            <w:shd w:fill="1B365D"/>
+            <w:tcMar>
+              <w:top w:w="110" w:type="dxa"/>
+              <w:bottom w:w="110" w:type="dxa"/>
+              <w:left w:w="140" w:type="dxa"/>
+              <w:right w:w="140" w:type="dxa"/>
+            </w:tcMar>
+          </w:tcPr>
+          <w:p>
+            <w:pPr>
+              <w:jc w:val="center"/>
+            </w:pPr>
+            <w:r/>
+            <w:r>
+              <w:rPr>
+                <w:rFonts w:ascii="맑은 고딕" w:hAnsi="맑은 고딕" w:eastAsia="맑은 고딕"/>
+                <w:b/>
+                <w:color w:val="FFFFFF"/>
+                <w:sz w:val="19"/>
+              </w:rPr>
+              <w:t>소속</w:t>
+            </w:r>
+          </w:p>
+        </w:tc>
+        <w:tc>
+          <w:tcPr>
+            <w:tcW w:type="dxa" w:w="1632"/>
+            <w:shd w:fill="1B365D"/>
+            <w:tcMar>
+              <w:top w:w="110" w:type="dxa"/>
+              <w:bottom w:w="110" w:type="dxa"/>
+              <w:left w:w="140" w:type="dxa"/>
+              <w:right w:w="140" w:type="dxa"/>
+            </w:tcMar>
+          </w:tcPr>
+          <w:p>
+            <w:pPr>
+              <w:jc w:val="center"/>
+            </w:pPr>
+            <w:r/>
+            <w:r>
+              <w:rPr>
+                <w:rFonts w:ascii="맑은 고딕" w:hAnsi="맑은 고딕" w:eastAsia="맑은 고딕"/>
+                <w:b/>
+                <w:color w:val="FFFFFF"/>
+                <w:sz w:val="19"/>
+              </w:rPr>
+              <w:t>기술 등급</w:t>
+            </w:r>
+          </w:p>
+        </w:tc>
+        <w:tc>
+          <w:tcPr>
+            <w:tcW w:type="dxa" w:w="1632"/>
+            <w:shd w:fill="1B365D"/>
+            <w:tcMar>
+              <w:top w:w="110" w:type="dxa"/>
+              <w:bottom w:w="110" w:type="dxa"/>
+              <w:left w:w="140" w:type="dxa"/>
+              <w:right w:w="140" w:type="dxa"/>
+            </w:tcMar>
+          </w:tcPr>
+          <w:p>
+            <w:pPr>
+              <w:jc w:val="center"/>
+            </w:pPr>
+            <w:r/>
+            <w:r>
+              <w:rPr>
+                <w:rFonts w:ascii="맑은 고딕" w:hAnsi="맑은 고딕" w:eastAsia="맑은 고딕"/>
+                <w:b/>
+                <w:color w:val="FFFFFF"/>
+                <w:sz w:val="19"/>
+              </w:rPr>
+              <w:t>담당 과업 및 책임 영역</w:t>
+            </w:r>
+          </w:p>
+        </w:tc>
+        <w:tc>
+          <w:tcPr>
+            <w:tcW w:type="dxa" w:w="1632"/>
+            <w:shd w:fill="1B365D"/>
+            <w:tcMar>
+              <w:top w:w="110" w:type="dxa"/>
+              <w:bottom w:w="110" w:type="dxa"/>
+              <w:left w:w="140" w:type="dxa"/>
+              <w:right w:w="140" w:type="dxa"/>
+            </w:tcMar>
+          </w:tcPr>
+          <w:p>
+            <w:pPr>
+              <w:jc w:val="center"/>
+            </w:pPr>
+            <w:r/>
+            <w:r>
+              <w:rPr>
+                <w:rFonts w:ascii="맑은 고딕" w:hAnsi="맑은 고딕" w:eastAsia="맑은 고딕"/>
+                <w:b/>
+                <w:color w:val="FFFFFF"/>
+                <w:sz w:val="19"/>
+              </w:rPr>
+              <w:t>투입률</w:t>
+            </w:r>
+          </w:p>
+        </w:tc>
+      </w:tr>
+      <w:tr>
+        <w:tc>
+          <w:tcPr>
+            <w:tcW w:type="dxa" w:w="1632"/>
+            <w:shd w:fill="FFFFFF"/>
+            <w:tcMar>
+              <w:top w:w="90" w:type="dxa"/>
+              <w:bottom w:w="90" w:type="dxa"/>
+              <w:left w:w="140" w:type="dxa"/>
+              <w:right w:w="140" w:type="dxa"/>
+            </w:tcMar>
+          </w:tcPr>
+          <w:p>
+            <w:r/>
+            <w:r>
+              <w:rPr>
+                <w:rFonts w:ascii="맑은 고딕" w:hAnsi="맑은 고딕" w:eastAsia="맑은 고딕"/>
+                <w:b w:val="0"/>
+                <w:color w:val="1E293B"/>
+                <w:sz w:val="19"/>
+              </w:rPr>
+              <w:t>사업총괄 (PM)</w:t>
+            </w:r>
+          </w:p>
+        </w:tc>
+        <w:tc>
+          <w:tcPr>
+            <w:tcW w:type="dxa" w:w="1632"/>
+            <w:shd w:fill="FFFFFF"/>
+            <w:tcMar>
+              <w:top w:w="90" w:type="dxa"/>
+              <w:bottom w:w="90" w:type="dxa"/>
+              <w:left w:w="140" w:type="dxa"/>
+              <w:right w:w="140" w:type="dxa"/>
+            </w:tcMar>
+          </w:tcPr>
+          <w:p>
+            <w:r/>
+            <w:r>
+              <w:rPr>
+                <w:rFonts w:ascii="맑은 고딕" w:hAnsi="맑은 고딕" w:eastAsia="맑은 고딕"/>
+                <w:b w:val="0"/>
+                <w:color w:val="1E293B"/>
+                <w:sz w:val="19"/>
+              </w:rPr>
+              <w:t>박진우 수석</w:t>
+            </w:r>
+          </w:p>
+        </w:tc>
+        <w:tc>
+          <w:tcPr>
+            <w:tcW w:type="dxa" w:w="1632"/>
+            <w:shd w:fill="FFFFFF"/>
+            <w:tcMar>
+              <w:top w:w="90" w:type="dxa"/>
+              <w:bottom w:w="90" w:type="dxa"/>
+              <w:left w:w="140" w:type="dxa"/>
+              <w:right w:w="140" w:type="dxa"/>
+            </w:tcMar>
+          </w:tcPr>
+          <w:p>
+            <w:r/>
+            <w:r>
+              <w:rPr>
+                <w:rFonts w:ascii="맑은 고딕" w:hAnsi="맑은 고딕" w:eastAsia="맑은 고딕"/>
+                <w:b w:val="0"/>
+                <w:color w:val="1E293B"/>
+                <w:sz w:val="19"/>
+              </w:rPr>
+              <w:t>㈜엠파시</w:t>
+            </w:r>
+          </w:p>
+        </w:tc>
+        <w:tc>
+          <w:tcPr>
+            <w:tcW w:type="dxa" w:w="1632"/>
+            <w:shd w:fill="FFFFFF"/>
+            <w:tcMar>
+              <w:top w:w="90" w:type="dxa"/>
+              <w:bottom w:w="90" w:type="dxa"/>
+              <w:left w:w="140" w:type="dxa"/>
+              <w:right w:w="140" w:type="dxa"/>
+            </w:tcMar>
+          </w:tcPr>
+          <w:p>
+            <w:r/>
+            <w:r>
+              <w:rPr>
+                <w:rFonts w:ascii="맑은 고딕" w:hAnsi="맑은 고딕" w:eastAsia="맑은 고딕"/>
+                <w:b w:val="0"/>
+                <w:color w:val="1E293B"/>
+                <w:sz w:val="19"/>
+              </w:rPr>
+              <w:t>특급기술자</w:t>
+            </w:r>
+          </w:p>
+        </w:tc>
+        <w:tc>
+          <w:tcPr>
+            <w:tcW w:type="dxa" w:w="1632"/>
+            <w:shd w:fill="FFFFFF"/>
+            <w:tcMar>
+              <w:top w:w="90" w:type="dxa"/>
+              <w:bottom w:w="90" w:type="dxa"/>
+              <w:left w:w="140" w:type="dxa"/>
+              <w:right w:w="140" w:type="dxa"/>
+            </w:tcMar>
+          </w:tcPr>
+          <w:p>
+            <w:r/>
+            <w:r>
+              <w:rPr>
+                <w:rFonts w:ascii="맑은 고딕" w:hAnsi="맑은 고딕" w:eastAsia="맑은 고딕"/>
+                <w:b w:val="0"/>
+                <w:color w:val="1E293B"/>
+                <w:sz w:val="19"/>
+              </w:rPr>
+              <w:t>전 공정 일정·이슈·품질 총괄, 주간/월간 보고 및 변경 통제</w:t>
+            </w:r>
+          </w:p>
+        </w:tc>
+        <w:tc>
+          <w:tcPr>
+            <w:tcW w:type="dxa" w:w="1632"/>
+            <w:shd w:fill="FFFFFF"/>
+            <w:tcMar>
+              <w:top w:w="90" w:type="dxa"/>
+              <w:bottom w:w="90" w:type="dxa"/>
+              <w:left w:w="140" w:type="dxa"/>
+              <w:right w:w="140" w:type="dxa"/>
+            </w:tcMar>
+          </w:tcPr>
+          <w:p>
+            <w:r/>
+            <w:r>
+              <w:rPr>
+                <w:rFonts w:ascii="맑은 고딕" w:hAnsi="맑은 고딕" w:eastAsia="맑은 고딕"/>
+                <w:b w:val="0"/>
+                <w:color w:val="1E293B"/>
+                <w:sz w:val="19"/>
+              </w:rPr>
+              <w:t>100%</w:t>
+            </w:r>
+          </w:p>
+        </w:tc>
+      </w:tr>
+      <w:tr>
+        <w:tc>
+          <w:tcPr>
+            <w:tcW w:type="dxa" w:w="1632"/>
+            <w:shd w:fill="F8FAFC"/>
+            <w:tcMar>
+              <w:top w:w="90" w:type="dxa"/>
+              <w:bottom w:w="90" w:type="dxa"/>
+              <w:left w:w="140" w:type="dxa"/>
+              <w:right w:w="140" w:type="dxa"/>
+            </w:tcMar>
+          </w:tcPr>
+          <w:p>
+            <w:r/>
+            <w:r>
+              <w:rPr>
+                <w:rFonts w:ascii="맑은 고딕" w:hAnsi="맑은 고딕" w:eastAsia="맑은 고딕"/>
+                <w:b w:val="0"/>
+                <w:color w:val="1E293B"/>
+                <w:sz w:val="19"/>
+              </w:rPr>
+              <w:t>기술총괄 (AA/TL)</w:t>
+            </w:r>
+          </w:p>
+        </w:tc>
+        <w:tc>
+          <w:tcPr>
+            <w:tcW w:type="dxa" w:w="1632"/>
+            <w:shd w:fill="F8FAFC"/>
+            <w:tcMar>
+              <w:top w:w="90" w:type="dxa"/>
+              <w:bottom w:w="90" w:type="dxa"/>
+              <w:left w:w="140" w:type="dxa"/>
+              <w:right w:w="140" w:type="dxa"/>
+            </w:tcMar>
+          </w:tcPr>
+          <w:p>
+            <w:r/>
+            <w:r>
+              <w:rPr>
+                <w:rFonts w:ascii="맑은 고딕" w:hAnsi="맑은 고딕" w:eastAsia="맑은 고딕"/>
+                <w:b w:val="0"/>
+                <w:color w:val="1E293B"/>
+                <w:sz w:val="19"/>
+              </w:rPr>
+              <w:t>강동현 수석</w:t>
+            </w:r>
+          </w:p>
+        </w:tc>
+        <w:tc>
+          <w:tcPr>
+            <w:tcW w:type="dxa" w:w="1632"/>
+            <w:shd w:fill="F8FAFC"/>
+            <w:tcMar>
+              <w:top w:w="90" w:type="dxa"/>
+              <w:bottom w:w="90" w:type="dxa"/>
+              <w:left w:w="140" w:type="dxa"/>
+              <w:right w:w="140" w:type="dxa"/>
+            </w:tcMar>
+          </w:tcPr>
+          <w:p>
+            <w:r/>
+            <w:r>
+              <w:rPr>
+                <w:rFonts w:ascii="맑은 고딕" w:hAnsi="맑은 고딕" w:eastAsia="맑은 고딕"/>
+                <w:b w:val="0"/>
+                <w:color w:val="1E293B"/>
+                <w:sz w:val="19"/>
+              </w:rPr>
+              <w:t>㈜엠파시</w:t>
+            </w:r>
+          </w:p>
+        </w:tc>
+        <w:tc>
+          <w:tcPr>
+            <w:tcW w:type="dxa" w:w="1632"/>
+            <w:shd w:fill="F8FAFC"/>
+            <w:tcMar>
+              <w:top w:w="90" w:type="dxa"/>
+              <w:bottom w:w="90" w:type="dxa"/>
+              <w:left w:w="140" w:type="dxa"/>
+              <w:right w:w="140" w:type="dxa"/>
+            </w:tcMar>
+          </w:tcPr>
+          <w:p>
+            <w:r/>
+            <w:r>
+              <w:rPr>
+                <w:rFonts w:ascii="맑은 고딕" w:hAnsi="맑은 고딕" w:eastAsia="맑은 고딕"/>
+                <w:b w:val="0"/>
+                <w:color w:val="1E293B"/>
+                <w:sz w:val="19"/>
+              </w:rPr>
+              <w:t>특급기술자</w:t>
+            </w:r>
+          </w:p>
+        </w:tc>
+        <w:tc>
+          <w:tcPr>
+            <w:tcW w:type="dxa" w:w="1632"/>
+            <w:shd w:fill="F8FAFC"/>
+            <w:tcMar>
+              <w:top w:w="90" w:type="dxa"/>
+              <w:bottom w:w="90" w:type="dxa"/>
+              <w:left w:w="140" w:type="dxa"/>
+              <w:right w:w="140" w:type="dxa"/>
+            </w:tcMar>
+          </w:tcPr>
+          <w:p>
+            <w:r/>
+            <w:r>
+              <w:rPr>
+                <w:rFonts w:ascii="맑은 고딕" w:hAnsi="맑은 고딕" w:eastAsia="맑은 고딕"/>
+                <w:b w:val="0"/>
+                <w:color w:val="1E293B"/>
+                <w:sz w:val="19"/>
+              </w:rPr>
+              <w:t>AWS EKS·네트워크 아키텍처, 보안 설계 및 성능 튜닝 총괄</w:t>
+            </w:r>
+          </w:p>
+        </w:tc>
+        <w:tc>
+          <w:tcPr>
+            <w:tcW w:type="dxa" w:w="1632"/>
+            <w:shd w:fill="F8FAFC"/>
+            <w:tcMar>
+              <w:top w:w="90" w:type="dxa"/>
+              <w:bottom w:w="90" w:type="dxa"/>
+              <w:left w:w="140" w:type="dxa"/>
+              <w:right w:w="140" w:type="dxa"/>
+            </w:tcMar>
+          </w:tcPr>
+          <w:p>
+            <w:r/>
+            <w:r>
+              <w:rPr>
+                <w:rFonts w:ascii="맑은 고딕" w:hAnsi="맑은 고딕" w:eastAsia="맑은 고딕"/>
+                <w:b w:val="0"/>
+                <w:color w:val="1E293B"/>
+                <w:sz w:val="19"/>
+              </w:rPr>
+              <w:t>100%</w:t>
+            </w:r>
+          </w:p>
+        </w:tc>
+      </w:tr>
+      <w:tr>
+        <w:tc>
+          <w:tcPr>
+            <w:tcW w:type="dxa" w:w="1632"/>
+            <w:shd w:fill="FFFFFF"/>
+            <w:tcMar>
+              <w:top w:w="90" w:type="dxa"/>
+              <w:bottom w:w="90" w:type="dxa"/>
+              <w:left w:w="140" w:type="dxa"/>
+              <w:right w:w="140" w:type="dxa"/>
+            </w:tcMar>
+          </w:tcPr>
+          <w:p>
+            <w:r/>
+            <w:r>
+              <w:rPr>
+                <w:rFonts w:ascii="맑은 고딕" w:hAnsi="맑은 고딕" w:eastAsia="맑은 고딕"/>
+                <w:b w:val="0"/>
+                <w:color w:val="1E293B"/>
+                <w:sz w:val="19"/>
+              </w:rPr>
+              <w:t>AI / 백엔드 PL</w:t>
+            </w:r>
+          </w:p>
+        </w:tc>
+        <w:tc>
+          <w:tcPr>
+            <w:tcW w:type="dxa" w:w="1632"/>
+            <w:shd w:fill="FFFFFF"/>
+            <w:tcMar>
+              <w:top w:w="90" w:type="dxa"/>
+              <w:bottom w:w="90" w:type="dxa"/>
+              <w:left w:w="140" w:type="dxa"/>
+              <w:right w:w="140" w:type="dxa"/>
+            </w:tcMar>
+          </w:tcPr>
+          <w:p>
+            <w:r/>
+            <w:r>
+              <w:rPr>
+                <w:rFonts w:ascii="맑은 고딕" w:hAnsi="맑은 고딕" w:eastAsia="맑은 고딕"/>
+                <w:b w:val="0"/>
+                <w:color w:val="1E293B"/>
+                <w:sz w:val="19"/>
+              </w:rPr>
+              <w:t>김태호 책임</w:t>
+            </w:r>
+          </w:p>
+        </w:tc>
+        <w:tc>
+          <w:tcPr>
+            <w:tcW w:type="dxa" w:w="1632"/>
+            <w:shd w:fill="FFFFFF"/>
+            <w:tcMar>
+              <w:top w:w="90" w:type="dxa"/>
+              <w:bottom w:w="90" w:type="dxa"/>
+              <w:left w:w="140" w:type="dxa"/>
+              <w:right w:w="140" w:type="dxa"/>
+            </w:tcMar>
+          </w:tcPr>
+          <w:p>
+            <w:r/>
+            <w:r>
+              <w:rPr>
+                <w:rFonts w:ascii="맑은 고딕" w:hAnsi="맑은 고딕" w:eastAsia="맑은 고딕"/>
+                <w:b w:val="0"/>
+                <w:color w:val="1E293B"/>
+                <w:sz w:val="19"/>
+              </w:rPr>
+              <w:t>㈜엠파시</w:t>
+            </w:r>
+          </w:p>
+        </w:tc>
+        <w:tc>
+          <w:tcPr>
+            <w:tcW w:type="dxa" w:w="1632"/>
+            <w:shd w:fill="FFFFFF"/>
+            <w:tcMar>
+              <w:top w:w="90" w:type="dxa"/>
+              <w:bottom w:w="90" w:type="dxa"/>
+              <w:left w:w="140" w:type="dxa"/>
+              <w:right w:w="140" w:type="dxa"/>
+            </w:tcMar>
+          </w:tcPr>
+          <w:p>
+            <w:r/>
+            <w:r>
+              <w:rPr>
+                <w:rFonts w:ascii="맑은 고딕" w:hAnsi="맑은 고딕" w:eastAsia="맑은 고딕"/>
+                <w:b w:val="0"/>
+                <w:color w:val="1E293B"/>
+                <w:sz w:val="19"/>
+              </w:rPr>
+              <w:t>고급기술자</w:t>
+            </w:r>
+          </w:p>
+        </w:tc>
+        <w:tc>
+          <w:tcPr>
+            <w:tcW w:type="dxa" w:w="1632"/>
+            <w:shd w:fill="FFFFFF"/>
+            <w:tcMar>
+              <w:top w:w="90" w:type="dxa"/>
+              <w:bottom w:w="90" w:type="dxa"/>
+              <w:left w:w="140" w:type="dxa"/>
+              <w:right w:w="140" w:type="dxa"/>
+            </w:tcMar>
+          </w:tcPr>
+          <w:p>
+            <w:r/>
+            <w:r>
+              <w:rPr>
+                <w:rFonts w:ascii="맑은 고딕" w:hAnsi="맑은 고딕" w:eastAsia="맑은 고딕"/>
+                <w:b w:val="0"/>
+                <w:color w:val="1E293B"/>
+                <w:sz w:val="19"/>
+              </w:rPr>
+              <w:t>멀티모달 파서, pgvector 하이브리드 RAG, 3단계 LLM 파이프라인</w:t>
+            </w:r>
+          </w:p>
+        </w:tc>
+        <w:tc>
+          <w:tcPr>
+            <w:tcW w:type="dxa" w:w="1632"/>
+            <w:shd w:fill="FFFFFF"/>
+            <w:tcMar>
+              <w:top w:w="90" w:type="dxa"/>
+              <w:bottom w:w="90" w:type="dxa"/>
+              <w:left w:w="140" w:type="dxa"/>
+              <w:right w:w="140" w:type="dxa"/>
+            </w:tcMar>
+          </w:tcPr>
+          <w:p>
+            <w:r/>
+            <w:r>
+              <w:rPr>
+                <w:rFonts w:ascii="맑은 고딕" w:hAnsi="맑은 고딕" w:eastAsia="맑은 고딕"/>
+                <w:b w:val="0"/>
+                <w:color w:val="1E293B"/>
+                <w:sz w:val="19"/>
+              </w:rPr>
+              <w:t>100%</w:t>
+            </w:r>
+          </w:p>
+        </w:tc>
+      </w:tr>
+      <w:tr>
+        <w:tc>
+          <w:tcPr>
+            <w:tcW w:type="dxa" w:w="1632"/>
+            <w:shd w:fill="F8FAFC"/>
+            <w:tcMar>
+              <w:top w:w="90" w:type="dxa"/>
+              <w:bottom w:w="90" w:type="dxa"/>
+              <w:left w:w="140" w:type="dxa"/>
+              <w:right w:w="140" w:type="dxa"/>
+            </w:tcMar>
+          </w:tcPr>
+          <w:p>
+            <w:r/>
+            <w:r>
+              <w:rPr>
+                <w:rFonts w:ascii="맑은 고딕" w:hAnsi="맑은 고딕" w:eastAsia="맑은 고딕"/>
+                <w:b w:val="0"/>
+                <w:color w:val="1E293B"/>
+                <w:sz w:val="19"/>
+              </w:rPr>
+              <w:t>프론트엔드 PL</w:t>
+            </w:r>
+          </w:p>
+        </w:tc>
+        <w:tc>
+          <w:tcPr>
+            <w:tcW w:type="dxa" w:w="1632"/>
+            <w:shd w:fill="F8FAFC"/>
+            <w:tcMar>
+              <w:top w:w="90" w:type="dxa"/>
+              <w:bottom w:w="90" w:type="dxa"/>
+              <w:left w:w="140" w:type="dxa"/>
+              <w:right w:w="140" w:type="dxa"/>
+            </w:tcMar>
+          </w:tcPr>
+          <w:p>
+            <w:r/>
+            <w:r>
+              <w:rPr>
+                <w:rFonts w:ascii="맑은 고딕" w:hAnsi="맑은 고딕" w:eastAsia="맑은 고딕"/>
+                <w:b w:val="0"/>
+                <w:color w:val="1E293B"/>
+                <w:sz w:val="19"/>
+              </w:rPr>
+              <w:t>이하은 책임</w:t>
+            </w:r>
+          </w:p>
+        </w:tc>
+        <w:tc>
+          <w:tcPr>
+            <w:tcW w:type="dxa" w:w="1632"/>
+            <w:shd w:fill="F8FAFC"/>
+            <w:tcMar>
+              <w:top w:w="90" w:type="dxa"/>
+              <w:bottom w:w="90" w:type="dxa"/>
+              <w:left w:w="140" w:type="dxa"/>
+              <w:right w:w="140" w:type="dxa"/>
+            </w:tcMar>
+          </w:tcPr>
+          <w:p>
+            <w:r/>
+            <w:r>
+              <w:rPr>
+                <w:rFonts w:ascii="맑은 고딕" w:hAnsi="맑은 고딕" w:eastAsia="맑은 고딕"/>
+                <w:b w:val="0"/>
+                <w:color w:val="1E293B"/>
+                <w:sz w:val="19"/>
+              </w:rPr>
+              <w:t>㈜엠파시</w:t>
+            </w:r>
+          </w:p>
+        </w:tc>
+        <w:tc>
+          <w:tcPr>
+            <w:tcW w:type="dxa" w:w="1632"/>
+            <w:shd w:fill="F8FAFC"/>
+            <w:tcMar>
+              <w:top w:w="90" w:type="dxa"/>
+              <w:bottom w:w="90" w:type="dxa"/>
+              <w:left w:w="140" w:type="dxa"/>
+              <w:right w:w="140" w:type="dxa"/>
+            </w:tcMar>
+          </w:tcPr>
+          <w:p>
+            <w:r/>
+            <w:r>
+              <w:rPr>
+                <w:rFonts w:ascii="맑은 고딕" w:hAnsi="맑은 고딕" w:eastAsia="맑은 고딕"/>
+                <w:b w:val="0"/>
+                <w:color w:val="1E293B"/>
+                <w:sz w:val="19"/>
+              </w:rPr>
+              <w:t>고급기술자</w:t>
+            </w:r>
+          </w:p>
+        </w:tc>
+        <w:tc>
+          <w:tcPr>
+            <w:tcW w:type="dxa" w:w="1632"/>
+            <w:shd w:fill="F8FAFC"/>
+            <w:tcMar>
+              <w:top w:w="90" w:type="dxa"/>
+              <w:bottom w:w="90" w:type="dxa"/>
+              <w:left w:w="140" w:type="dxa"/>
+              <w:right w:w="140" w:type="dxa"/>
+            </w:tcMar>
+          </w:tcPr>
+          <w:p>
+            <w:r/>
+            <w:r>
+              <w:rPr>
+                <w:rFonts w:ascii="맑은 고딕" w:hAnsi="맑은 고딕" w:eastAsia="맑은 고딕"/>
+                <w:b w:val="0"/>
+                <w:color w:val="1E293B"/>
+                <w:sz w:val="19"/>
+              </w:rPr>
+              <w:t>사용자 심의 포털(FO) 및 관리자 백오피스(BO) UI/UX 개발</w:t>
+            </w:r>
+          </w:p>
+        </w:tc>
+        <w:tc>
+          <w:tcPr>
+            <w:tcW w:type="dxa" w:w="1632"/>
+            <w:shd w:fill="F8FAFC"/>
+            <w:tcMar>
+              <w:top w:w="90" w:type="dxa"/>
+              <w:bottom w:w="90" w:type="dxa"/>
+              <w:left w:w="140" w:type="dxa"/>
+              <w:right w:w="140" w:type="dxa"/>
+            </w:tcMar>
+          </w:tcPr>
+          <w:p>
+            <w:r/>
+            <w:r>
+              <w:rPr>
+                <w:rFonts w:ascii="맑은 고딕" w:hAnsi="맑은 고딕" w:eastAsia="맑은 고딕"/>
+                <w:b w:val="0"/>
+                <w:color w:val="1E293B"/>
+                <w:sz w:val="19"/>
+              </w:rPr>
+              <w:t>100%</w:t>
+            </w:r>
+          </w:p>
+        </w:tc>
+      </w:tr>
+      <w:tr>
+        <w:tc>
+          <w:tcPr>
+            <w:tcW w:type="dxa" w:w="1632"/>
+            <w:shd w:fill="FFFFFF"/>
+            <w:tcMar>
+              <w:top w:w="90" w:type="dxa"/>
+              <w:bottom w:w="90" w:type="dxa"/>
+              <w:left w:w="140" w:type="dxa"/>
+              <w:right w:w="140" w:type="dxa"/>
+            </w:tcMar>
+          </w:tcPr>
+          <w:p>
+            <w:r/>
+            <w:r>
+              <w:rPr>
+                <w:rFonts w:ascii="맑은 고딕" w:hAnsi="맑은 고딕" w:eastAsia="맑은 고딕"/>
+                <w:b w:val="0"/>
+                <w:color w:val="1E293B"/>
+                <w:sz w:val="19"/>
+              </w:rPr>
+              <w:t>데이터 / QA 리드</w:t>
+            </w:r>
+          </w:p>
+        </w:tc>
+        <w:tc>
+          <w:tcPr>
+            <w:tcW w:type="dxa" w:w="1632"/>
+            <w:shd w:fill="FFFFFF"/>
+            <w:tcMar>
+              <w:top w:w="90" w:type="dxa"/>
+              <w:bottom w:w="90" w:type="dxa"/>
+              <w:left w:w="140" w:type="dxa"/>
+              <w:right w:w="140" w:type="dxa"/>
+            </w:tcMar>
+          </w:tcPr>
+          <w:p>
+            <w:r/>
+            <w:r>
+              <w:rPr>
+                <w:rFonts w:ascii="맑은 고딕" w:hAnsi="맑은 고딕" w:eastAsia="맑은 고딕"/>
+                <w:b w:val="0"/>
+                <w:color w:val="1E293B"/>
+                <w:sz w:val="19"/>
+              </w:rPr>
+              <w:t>조현우 선임</w:t>
+            </w:r>
+          </w:p>
+        </w:tc>
+        <w:tc>
+          <w:tcPr>
+            <w:tcW w:type="dxa" w:w="1632"/>
+            <w:shd w:fill="FFFFFF"/>
+            <w:tcMar>
+              <w:top w:w="90" w:type="dxa"/>
+              <w:bottom w:w="90" w:type="dxa"/>
+              <w:left w:w="140" w:type="dxa"/>
+              <w:right w:w="140" w:type="dxa"/>
+            </w:tcMar>
+          </w:tcPr>
+          <w:p>
+            <w:r/>
+            <w:r>
+              <w:rPr>
+                <w:rFonts w:ascii="맑은 고딕" w:hAnsi="맑은 고딕" w:eastAsia="맑은 고딕"/>
+                <w:b w:val="0"/>
+                <w:color w:val="1E293B"/>
+                <w:sz w:val="19"/>
+              </w:rPr>
+              <w:t>㈜엠파시</w:t>
+            </w:r>
+          </w:p>
+        </w:tc>
+        <w:tc>
+          <w:tcPr>
+            <w:tcW w:type="dxa" w:w="1632"/>
+            <w:shd w:fill="FFFFFF"/>
+            <w:tcMar>
+              <w:top w:w="90" w:type="dxa"/>
+              <w:bottom w:w="90" w:type="dxa"/>
+              <w:left w:w="140" w:type="dxa"/>
+              <w:right w:w="140" w:type="dxa"/>
+            </w:tcMar>
+          </w:tcPr>
+          <w:p>
+            <w:r/>
+            <w:r>
+              <w:rPr>
+                <w:rFonts w:ascii="맑은 고딕" w:hAnsi="맑은 고딕" w:eastAsia="맑은 고딕"/>
+                <w:b w:val="0"/>
+                <w:color w:val="1E293B"/>
+                <w:sz w:val="19"/>
+              </w:rPr>
+              <w:t>중급기술자</w:t>
+            </w:r>
+          </w:p>
+        </w:tc>
+        <w:tc>
+          <w:tcPr>
+            <w:tcW w:type="dxa" w:w="1632"/>
+            <w:shd w:fill="FFFFFF"/>
+            <w:tcMar>
+              <w:top w:w="90" w:type="dxa"/>
+              <w:bottom w:w="90" w:type="dxa"/>
+              <w:left w:w="140" w:type="dxa"/>
+              <w:right w:w="140" w:type="dxa"/>
+            </w:tcMar>
+          </w:tcPr>
+          <w:p>
+            <w:r/>
+            <w:r>
+              <w:rPr>
+                <w:rFonts w:ascii="맑은 고딕" w:hAnsi="맑은 고딕" w:eastAsia="맑은 고딕"/>
+                <w:b w:val="0"/>
+                <w:color w:val="1E293B"/>
+                <w:sz w:val="19"/>
+              </w:rPr>
+              <w:t>100대 규제 룰셋 DB 구축, 골든셋 검증 및 통합/성능 테스트</w:t>
+            </w:r>
+          </w:p>
+        </w:tc>
+        <w:tc>
+          <w:tcPr>
+            <w:tcW w:type="dxa" w:w="1632"/>
+            <w:shd w:fill="FFFFFF"/>
+            <w:tcMar>
+              <w:top w:w="90" w:type="dxa"/>
+              <w:bottom w:w="90" w:type="dxa"/>
+              <w:left w:w="140" w:type="dxa"/>
+              <w:right w:w="140" w:type="dxa"/>
+            </w:tcMar>
+          </w:tcPr>
+          <w:p>
+            <w:r/>
+            <w:r>
+              <w:rPr>
+                <w:rFonts w:ascii="맑은 고딕" w:hAnsi="맑은 고딕" w:eastAsia="맑은 고딕"/>
+                <w:b w:val="0"/>
+                <w:color w:val="1E293B"/>
+                <w:sz w:val="19"/>
+              </w:rPr>
+              <w:t>100%</w:t>
+            </w:r>
+          </w:p>
+        </w:tc>
+      </w:tr>
+      <w:tr>
+        <w:tc>
+          <w:tcPr>
+            <w:tcW w:type="dxa" w:w="1632"/>
+            <w:shd w:fill="F8FAFC"/>
+            <w:tcMar>
+              <w:top w:w="90" w:type="dxa"/>
+              <w:bottom w:w="90" w:type="dxa"/>
+              <w:left w:w="140" w:type="dxa"/>
+              <w:right w:w="140" w:type="dxa"/>
+            </w:tcMar>
+          </w:tcPr>
+          <w:p>
+            <w:r/>
+            <w:r>
+              <w:rPr>
+                <w:rFonts w:ascii="맑은 고딕" w:hAnsi="맑은 고딕" w:eastAsia="맑은 고딕"/>
+                <w:b w:val="0"/>
+                <w:color w:val="1E293B"/>
+                <w:sz w:val="19"/>
+              </w:rPr>
+              <w:t>기간계 연계 PL</w:t>
+            </w:r>
+          </w:p>
+        </w:tc>
+        <w:tc>
+          <w:tcPr>
+            <w:tcW w:type="dxa" w:w="1632"/>
+            <w:shd w:fill="F8FAFC"/>
+            <w:tcMar>
+              <w:top w:w="90" w:type="dxa"/>
+              <w:bottom w:w="90" w:type="dxa"/>
+              <w:left w:w="140" w:type="dxa"/>
+              <w:right w:w="140" w:type="dxa"/>
+            </w:tcMar>
+          </w:tcPr>
+          <w:p>
+            <w:r/>
+            <w:r>
+              <w:rPr>
+                <w:rFonts w:ascii="맑은 고딕" w:hAnsi="맑은 고딕" w:eastAsia="맑은 고딕"/>
+                <w:b w:val="0"/>
+                <w:color w:val="1E293B"/>
+                <w:sz w:val="19"/>
+              </w:rPr>
+              <w:t>오정훈 차장</w:t>
+            </w:r>
+          </w:p>
+        </w:tc>
+        <w:tc>
+          <w:tcPr>
+            <w:tcW w:type="dxa" w:w="1632"/>
+            <w:shd w:fill="F8FAFC"/>
+            <w:tcMar>
+              <w:top w:w="90" w:type="dxa"/>
+              <w:bottom w:w="90" w:type="dxa"/>
+              <w:left w:w="140" w:type="dxa"/>
+              <w:right w:w="140" w:type="dxa"/>
+            </w:tcMar>
+          </w:tcPr>
+          <w:p>
+            <w:r/>
+            <w:r>
+              <w:rPr>
+                <w:rFonts w:ascii="맑은 고딕" w:hAnsi="맑은 고딕" w:eastAsia="맑은 고딕"/>
+                <w:b w:val="0"/>
+                <w:color w:val="1E293B"/>
+                <w:sz w:val="19"/>
+              </w:rPr>
+              <w:t>㈜데이터브릿지</w:t>
+            </w:r>
+          </w:p>
+        </w:tc>
+        <w:tc>
+          <w:tcPr>
+            <w:tcW w:type="dxa" w:w="1632"/>
+            <w:shd w:fill="F8FAFC"/>
+            <w:tcMar>
+              <w:top w:w="90" w:type="dxa"/>
+              <w:bottom w:w="90" w:type="dxa"/>
+              <w:left w:w="140" w:type="dxa"/>
+              <w:right w:w="140" w:type="dxa"/>
+            </w:tcMar>
+          </w:tcPr>
+          <w:p>
+            <w:r/>
+            <w:r>
+              <w:rPr>
+                <w:rFonts w:ascii="맑은 고딕" w:hAnsi="맑은 고딕" w:eastAsia="맑은 고딕"/>
+                <w:b w:val="0"/>
+                <w:color w:val="1E293B"/>
+                <w:sz w:val="19"/>
+              </w:rPr>
+              <w:t>고급기술자</w:t>
+            </w:r>
+          </w:p>
+        </w:tc>
+        <w:tc>
+          <w:tcPr>
+            <w:tcW w:type="dxa" w:w="1632"/>
+            <w:shd w:fill="F8FAFC"/>
+            <w:tcMar>
+              <w:top w:w="90" w:type="dxa"/>
+              <w:bottom w:w="90" w:type="dxa"/>
+              <w:left w:w="140" w:type="dxa"/>
+              <w:right w:w="140" w:type="dxa"/>
+            </w:tcMar>
+          </w:tcPr>
+          <w:p>
+            <w:r/>
+            <w:r>
+              <w:rPr>
+                <w:rFonts w:ascii="맑은 고딕" w:hAnsi="맑은 고딕" w:eastAsia="맑은 고딕"/>
+                <w:b w:val="0"/>
+                <w:color w:val="1E293B"/>
+                <w:sz w:val="19"/>
+              </w:rPr>
+              <w:t>ProductLab·MarketingHub·HB-SSO 연계 어댑터 및 일배치 구현</w:t>
+            </w:r>
+          </w:p>
+        </w:tc>
+        <w:tc>
+          <w:tcPr>
+            <w:tcW w:type="dxa" w:w="1632"/>
+            <w:shd w:fill="F8FAFC"/>
+            <w:tcMar>
+              <w:top w:w="90" w:type="dxa"/>
+              <w:bottom w:w="90" w:type="dxa"/>
+              <w:left w:w="140" w:type="dxa"/>
+              <w:right w:w="140" w:type="dxa"/>
+            </w:tcMar>
+          </w:tcPr>
+          <w:p>
+            <w:r/>
+            <w:r>
+              <w:rPr>
+                <w:rFonts w:ascii="맑은 고딕" w:hAnsi="맑은 고딕" w:eastAsia="맑은 고딕"/>
+                <w:b w:val="0"/>
+                <w:color w:val="1E293B"/>
+                <w:sz w:val="19"/>
+              </w:rPr>
+              <w:t>100%</w:t>
             </w:r>
           </w:p>
         </w:tc>
@@ -632,131 +2292,132 @@
     <w:p/>
     <w:p>
       <w:pPr>
-        <w:spacing w:before="160" w:after="80"/>
+        <w:jc w:val="right"/>
       </w:pPr>
       <w:r>
         <w:rPr>
-          <w:rFonts w:ascii="Malgun Gothic" w:hAnsi="Malgun Gothic"/>
+          <w:rFonts w:ascii="맑은 고딕" w:hAnsi="맑은 고딕" w:eastAsia="맑은 고딕"/>
           <w:b/>
-          <w:color w:val="2563EB"/>
-          <w:sz w:val="26"/>
+          <w:color w:val="0F172A"/>
+          <w:sz w:val="21"/>
         </w:rPr>
-        <w:t>3. 품질 및 보안 관리 방안</w:t>
+        <w:t>확정 및 서명일자: 2026년 05월 02일</w:t>
       </w:r>
     </w:p>
-    <w:p>
-      <w:pPr>
-        <w:spacing w:line="312" w:lineRule="auto" w:after="60"/>
-      </w:pPr>
-      <w:r>
-        <w:rPr>
-          <w:rFonts w:ascii="Malgun Gothic" w:hAnsi="Malgun Gothic"/>
-          <w:color w:val="334155"/>
-          <w:sz w:val="20"/>
-        </w:rPr>
-        <w:t>1. 일일 단위 Git 커밋 및 PR 코드 리뷰 의무화로 기술 부채 사전 예방.</w:t>
-      </w:r>
-    </w:p>
-    <w:p>
-      <w:pPr>
-        <w:spacing w:line="312" w:lineRule="auto" w:after="60"/>
-      </w:pPr>
-      <w:r>
-        <w:rPr>
-          <w:rFonts w:ascii="Malgun Gothic" w:hAnsi="Malgun Gothic"/>
-          <w:color w:val="334155"/>
-          <w:sz w:val="20"/>
-        </w:rPr>
-        <w:t>2. 투입 인력 전원 보안서약서 징구 및 개인정보 취급 통제 준수.</w:t>
-      </w:r>
-    </w:p>
-    <w:p>
-      <w:pPr>
-        <w:jc w:val="center"/>
-      </w:pPr>
-      <w:r>
-        <w:rPr>
-          <w:rFonts w:ascii="Malgun Gothic" w:hAnsi="Malgun Gothic"/>
-          <w:b/>
-          <w:sz w:val="21"/>
-        </w:rPr>
-        <w:t>합의 및 확인일자: 202  년     월     일</w:t>
-      </w:r>
-    </w:p>
-    <w:p/>
     <w:tbl>
       <w:tblPr>
+        <w:tblStyle w:val="TableGrid"/>
         <w:tblW w:type="auto" w:w="0"/>
         <w:jc w:val="center"/>
         <w:tblLook w:firstColumn="1" w:firstRow="1" w:lastColumn="0" w:lastRow="0" w:noHBand="0" w:noVBand="1" w:val="04A0"/>
       </w:tblPr>
       <w:tblGrid>
-        <w:gridCol w:w="3120"/>
-        <w:gridCol w:w="3120"/>
-        <w:gridCol w:w="3120"/>
+        <w:gridCol w:w="2448"/>
+        <w:gridCol w:w="2448"/>
+        <w:gridCol w:w="2448"/>
+        <w:gridCol w:w="2448"/>
       </w:tblGrid>
       <w:tr>
         <w:tc>
           <w:tcPr>
-            <w:tcW w:type="dxa" w:w="3120"/>
-            <w:shd w:fill="334155"/>
+            <w:tcW w:type="dxa" w:w="2448"/>
+            <w:shd w:fill="1B365D"/>
             <w:tcMar>
-              <w:top w:w="90" w:type="dxa"/>
-              <w:bottom w:w="90" w:type="dxa"/>
-              <w:left w:w="110" w:type="dxa"/>
-              <w:right w:w="110" w:type="dxa"/>
+              <w:top w:w="110" w:type="dxa"/>
+              <w:bottom w:w="110" w:type="dxa"/>
+              <w:left w:w="140" w:type="dxa"/>
+              <w:right w:w="140" w:type="dxa"/>
             </w:tcMar>
           </w:tcPr>
           <w:p>
+            <w:pPr>
+              <w:jc w:val="center"/>
+            </w:pPr>
+            <w:r/>
             <w:r>
               <w:rPr>
-                <w:rFonts w:ascii="Malgun Gothic" w:hAnsi="Malgun Gothic"/>
+                <w:rFonts w:ascii="맑은 고딕" w:hAnsi="맑은 고딕" w:eastAsia="맑은 고딕"/>
                 <w:b/>
                 <w:color w:val="FFFFFF"/>
                 <w:sz w:val="19"/>
               </w:rPr>
-              <w:t>구 분</w:t>
+              <w:t>구분</w:t>
             </w:r>
           </w:p>
         </w:tc>
         <w:tc>
           <w:tcPr>
-            <w:tcW w:type="dxa" w:w="3120"/>
-            <w:shd w:fill="334155"/>
+            <w:tcW w:type="dxa" w:w="2448"/>
+            <w:shd w:fill="1B365D"/>
             <w:tcMar>
-              <w:top w:w="90" w:type="dxa"/>
-              <w:bottom w:w="90" w:type="dxa"/>
-              <w:left w:w="110" w:type="dxa"/>
-              <w:right w:w="110" w:type="dxa"/>
+              <w:top w:w="110" w:type="dxa"/>
+              <w:bottom w:w="110" w:type="dxa"/>
+              <w:left w:w="140" w:type="dxa"/>
+              <w:right w:w="140" w:type="dxa"/>
             </w:tcMar>
           </w:tcPr>
           <w:p>
+            <w:pPr>
+              <w:jc w:val="center"/>
+            </w:pPr>
+            <w:r/>
             <w:r>
               <w:rPr>
-                <w:rFonts w:ascii="Malgun Gothic" w:hAnsi="Malgun Gothic"/>
+                <w:rFonts w:ascii="맑은 고딕" w:hAnsi="맑은 고딕" w:eastAsia="맑은 고딕"/>
                 <w:b/>
                 <w:color w:val="FFFFFF"/>
                 <w:sz w:val="19"/>
               </w:rPr>
-              <w:t>소속 / 직급 / 성명</w:t>
+              <w:t>소속 기관 및 부서</w:t>
             </w:r>
           </w:p>
         </w:tc>
         <w:tc>
           <w:tcPr>
-            <w:tcW w:type="dxa" w:w="3120"/>
-            <w:shd w:fill="334155"/>
+            <w:tcW w:type="dxa" w:w="2448"/>
+            <w:shd w:fill="1B365D"/>
             <w:tcMar>
-              <w:top w:w="90" w:type="dxa"/>
-              <w:bottom w:w="90" w:type="dxa"/>
-              <w:left w:w="110" w:type="dxa"/>
-              <w:right w:w="110" w:type="dxa"/>
+              <w:top w:w="110" w:type="dxa"/>
+              <w:bottom w:w="110" w:type="dxa"/>
+              <w:left w:w="140" w:type="dxa"/>
+              <w:right w:w="140" w:type="dxa"/>
             </w:tcMar>
           </w:tcPr>
           <w:p>
+            <w:pPr>
+              <w:jc w:val="center"/>
+            </w:pPr>
+            <w:r/>
             <w:r>
               <w:rPr>
-                <w:rFonts w:ascii="Malgun Gothic" w:hAnsi="Malgun Gothic"/>
+                <w:rFonts w:ascii="맑은 고딕" w:hAnsi="맑은 고딕" w:eastAsia="맑은 고딕"/>
+                <w:b/>
+                <w:color w:val="FFFFFF"/>
+                <w:sz w:val="19"/>
+              </w:rPr>
+              <w:t>직급 / 성명</w:t>
+            </w:r>
+          </w:p>
+        </w:tc>
+        <w:tc>
+          <w:tcPr>
+            <w:tcW w:type="dxa" w:w="2448"/>
+            <w:shd w:fill="1B365D"/>
+            <w:tcMar>
+              <w:top w:w="110" w:type="dxa"/>
+              <w:bottom w:w="110" w:type="dxa"/>
+              <w:left w:w="140" w:type="dxa"/>
+              <w:right w:w="140" w:type="dxa"/>
+            </w:tcMar>
+          </w:tcPr>
+          <w:p>
+            <w:pPr>
+              <w:jc w:val="center"/>
+            </w:pPr>
+            <w:r/>
+            <w:r>
+              <w:rPr>
+                <w:rFonts w:ascii="맑은 고딕" w:hAnsi="맑은 고딕" w:eastAsia="맑은 고딕"/>
                 <w:b/>
                 <w:color w:val="FFFFFF"/>
                 <w:sz w:val="19"/>
@@ -769,61 +2430,97 @@
       <w:tr>
         <w:tc>
           <w:tcPr>
-            <w:tcW w:type="dxa" w:w="3120"/>
+            <w:tcW w:type="dxa" w:w="2448"/>
+            <w:shd w:fill="FFFFFF"/>
             <w:tcMar>
-              <w:top w:w="100" w:type="dxa"/>
-              <w:bottom w:w="100" w:type="dxa"/>
-              <w:left w:w="110" w:type="dxa"/>
-              <w:right w:w="110" w:type="dxa"/>
+              <w:top w:w="90" w:type="dxa"/>
+              <w:bottom w:w="90" w:type="dxa"/>
+              <w:left w:w="140" w:type="dxa"/>
+              <w:right w:w="140" w:type="dxa"/>
             </w:tcMar>
           </w:tcPr>
           <w:p>
+            <w:r/>
             <w:r>
               <w:rPr>
-                <w:rFonts w:ascii="Malgun Gothic" w:hAnsi="Malgun Gothic"/>
-                <w:sz w:val="18"/>
+                <w:rFonts w:ascii="맑은 고딕" w:hAnsi="맑은 고딕" w:eastAsia="맑은 고딕"/>
+                <w:b w:val="0"/>
+                <w:color w:val="1E293B"/>
+                <w:sz w:val="19"/>
               </w:rPr>
-              <w:t>사업책임자 (PM)</w:t>
+              <w:t>사업총괄 (PM)</w:t>
             </w:r>
           </w:p>
         </w:tc>
         <w:tc>
           <w:tcPr>
-            <w:tcW w:type="dxa" w:w="3120"/>
+            <w:tcW w:type="dxa" w:w="2448"/>
+            <w:shd w:fill="FFFFFF"/>
             <w:tcMar>
-              <w:top w:w="100" w:type="dxa"/>
-              <w:bottom w:w="100" w:type="dxa"/>
-              <w:left w:w="110" w:type="dxa"/>
-              <w:right w:w="110" w:type="dxa"/>
+              <w:top w:w="90" w:type="dxa"/>
+              <w:bottom w:w="90" w:type="dxa"/>
+              <w:left w:w="140" w:type="dxa"/>
+              <w:right w:w="140" w:type="dxa"/>
             </w:tcMar>
           </w:tcPr>
           <w:p>
+            <w:r/>
             <w:r>
               <w:rPr>
-                <w:rFonts w:ascii="Malgun Gothic" w:hAnsi="Malgun Gothic"/>
-                <w:sz w:val="18"/>
+                <w:rFonts w:ascii="맑은 고딕" w:hAnsi="맑은 고딕" w:eastAsia="맑은 고딕"/>
+                <w:b w:val="0"/>
+                <w:color w:val="1E293B"/>
+                <w:sz w:val="19"/>
               </w:rPr>
-              <w:t>주식회사 엠파시 사업총괄 수석 [           ]</w:t>
+              <w:t>주식회사 엠파시 엔터프라이즈사업부</w:t>
             </w:r>
           </w:p>
         </w:tc>
         <w:tc>
           <w:tcPr>
-            <w:tcW w:type="dxa" w:w="3120"/>
+            <w:tcW w:type="dxa" w:w="2448"/>
+            <w:shd w:fill="FFFFFF"/>
             <w:tcMar>
-              <w:top w:w="100" w:type="dxa"/>
-              <w:bottom w:w="100" w:type="dxa"/>
-              <w:left w:w="110" w:type="dxa"/>
-              <w:right w:w="110" w:type="dxa"/>
+              <w:top w:w="90" w:type="dxa"/>
+              <w:bottom w:w="90" w:type="dxa"/>
+              <w:left w:w="140" w:type="dxa"/>
+              <w:right w:w="140" w:type="dxa"/>
             </w:tcMar>
           </w:tcPr>
           <w:p>
+            <w:r/>
             <w:r>
               <w:rPr>
-                <w:rFonts w:ascii="Malgun Gothic" w:hAnsi="Malgun Gothic"/>
-                <w:sz w:val="18"/>
+                <w:rFonts w:ascii="맑은 고딕" w:hAnsi="맑은 고딕" w:eastAsia="맑은 고딕"/>
+                <w:b w:val="0"/>
+                <w:color w:val="1E293B"/>
+                <w:sz w:val="19"/>
               </w:rPr>
-              <w:t>(서명 또는 인)</w:t>
+              <w:t>수석 박 진 우</w:t>
+            </w:r>
+          </w:p>
+        </w:tc>
+        <w:tc>
+          <w:tcPr>
+            <w:tcW w:type="dxa" w:w="2448"/>
+            <w:shd w:fill="FFFFFF"/>
+            <w:tcMar>
+              <w:top w:w="90" w:type="dxa"/>
+              <w:bottom w:w="90" w:type="dxa"/>
+              <w:left w:w="140" w:type="dxa"/>
+              <w:right w:w="140" w:type="dxa"/>
+            </w:tcMar>
+          </w:tcPr>
+          <w:p>
+            <w:r/>
+            <w:r>
+              <w:rPr>
+                <w:rFonts w:ascii="맑은 고딕" w:hAnsi="맑은 고딕" w:eastAsia="맑은 고딕"/>
+                <w:b w:val="0"/>
+                <w:color w:val="1E293B"/>
+                <w:sz w:val="19"/>
+              </w:rPr>
+              <w:t>(서명 완료)</w:t>
             </w:r>
           </w:p>
         </w:tc>
@@ -831,61 +2528,97 @@
       <w:tr>
         <w:tc>
           <w:tcPr>
-            <w:tcW w:type="dxa" w:w="3120"/>
+            <w:tcW w:type="dxa" w:w="2448"/>
+            <w:shd w:fill="F8FAFC"/>
             <w:tcMar>
-              <w:top w:w="100" w:type="dxa"/>
-              <w:bottom w:w="100" w:type="dxa"/>
-              <w:left w:w="110" w:type="dxa"/>
-              <w:right w:w="110" w:type="dxa"/>
+              <w:top w:w="90" w:type="dxa"/>
+              <w:bottom w:w="90" w:type="dxa"/>
+              <w:left w:w="140" w:type="dxa"/>
+              <w:right w:w="140" w:type="dxa"/>
             </w:tcMar>
           </w:tcPr>
           <w:p>
+            <w:r/>
             <w:r>
               <w:rPr>
-                <w:rFonts w:ascii="Malgun Gothic" w:hAnsi="Malgun Gothic"/>
-                <w:sz w:val="18"/>
+                <w:rFonts w:ascii="맑은 고딕" w:hAnsi="맑은 고딕" w:eastAsia="맑은 고딕"/>
+                <w:b w:val="0"/>
+                <w:color w:val="1E293B"/>
+                <w:sz w:val="19"/>
               </w:rPr>
-              <w:t>확인관 (발주처)</w:t>
+              <w:t>인수 및 승인 (발주처)</w:t>
             </w:r>
           </w:p>
         </w:tc>
         <w:tc>
           <w:tcPr>
-            <w:tcW w:type="dxa" w:w="3120"/>
+            <w:tcW w:type="dxa" w:w="2448"/>
+            <w:shd w:fill="F8FAFC"/>
             <w:tcMar>
-              <w:top w:w="100" w:type="dxa"/>
-              <w:bottom w:w="100" w:type="dxa"/>
-              <w:left w:w="110" w:type="dxa"/>
-              <w:right w:w="110" w:type="dxa"/>
+              <w:top w:w="90" w:type="dxa"/>
+              <w:bottom w:w="90" w:type="dxa"/>
+              <w:left w:w="140" w:type="dxa"/>
+              <w:right w:w="140" w:type="dxa"/>
             </w:tcMar>
           </w:tcPr>
           <w:p>
+            <w:r/>
             <w:r>
               <w:rPr>
-                <w:rFonts w:ascii="Malgun Gothic" w:hAnsi="Malgun Gothic"/>
-                <w:sz w:val="18"/>
+                <w:rFonts w:ascii="맑은 고딕" w:hAnsi="맑은 고딕" w:eastAsia="맑은 고딕"/>
+                <w:b w:val="0"/>
+                <w:color w:val="1E293B"/>
+                <w:sz w:val="19"/>
               </w:rPr>
-              <w:t>[고객사명] 사업주관부서장 [           ]</w:t>
+              <w:t>주식회사 한빛글로벌 디지털혁신본부</w:t>
             </w:r>
           </w:p>
         </w:tc>
         <w:tc>
           <w:tcPr>
-            <w:tcW w:type="dxa" w:w="3120"/>
+            <w:tcW w:type="dxa" w:w="2448"/>
+            <w:shd w:fill="F8FAFC"/>
             <w:tcMar>
-              <w:top w:w="100" w:type="dxa"/>
-              <w:bottom w:w="100" w:type="dxa"/>
-              <w:left w:w="110" w:type="dxa"/>
-              <w:right w:w="110" w:type="dxa"/>
+              <w:top w:w="90" w:type="dxa"/>
+              <w:bottom w:w="90" w:type="dxa"/>
+              <w:left w:w="140" w:type="dxa"/>
+              <w:right w:w="140" w:type="dxa"/>
             </w:tcMar>
           </w:tcPr>
           <w:p>
+            <w:r/>
             <w:r>
               <w:rPr>
-                <w:rFonts w:ascii="Malgun Gothic" w:hAnsi="Malgun Gothic"/>
-                <w:sz w:val="18"/>
+                <w:rFonts w:ascii="맑은 고딕" w:hAnsi="맑은 고딕" w:eastAsia="맑은 고딕"/>
+                <w:b w:val="0"/>
+                <w:color w:val="1E293B"/>
+                <w:sz w:val="19"/>
               </w:rPr>
-              <w:t>(서명 또는 인)</w:t>
+              <w:t>팀장 윤 서 연</w:t>
+            </w:r>
+          </w:p>
+        </w:tc>
+        <w:tc>
+          <w:tcPr>
+            <w:tcW w:type="dxa" w:w="2448"/>
+            <w:shd w:fill="F8FAFC"/>
+            <w:tcMar>
+              <w:top w:w="90" w:type="dxa"/>
+              <w:bottom w:w="90" w:type="dxa"/>
+              <w:left w:w="140" w:type="dxa"/>
+              <w:right w:w="140" w:type="dxa"/>
+            </w:tcMar>
+          </w:tcPr>
+          <w:p>
+            <w:r/>
+            <w:r>
+              <w:rPr>
+                <w:rFonts w:ascii="맑은 고딕" w:hAnsi="맑은 고딕" w:eastAsia="맑은 고딕"/>
+                <w:b w:val="0"/>
+                <w:color w:val="1E293B"/>
+                <w:sz w:val="19"/>
+              </w:rPr>
+              <w:t>(승인 완료)</w:t>
             </w:r>
           </w:p>
         </w:tc>
@@ -894,7 +2627,7 @@
     <w:p/>
     <w:sectPr>
       <w:pgSz w:w="12240" w:h="15840"/>
-      <w:pgMar w:top="1440" w:right="1440" w:bottom="1440" w:left="1440" w:header="720" w:footer="720" w:gutter="0"/>
+      <w:pgMar w:top="1152" w:right="1224" w:bottom="1152" w:left="1224" w:header="720" w:footer="720" w:gutter="0"/>
       <w:cols w:space="720"/>
       <w:docGrid w:linePitch="360"/>
     </w:sectPr>

--- a/templates/office/Phase1_착수계_및_사업수행계획서.docx
+++ b/templates/office/Phase1_착수계_및_사업수행계획서.docx
@@ -10,7 +10,7 @@
           <w:color w:val="2563EB"/>
           <w:sz w:val="17"/>
         </w:rPr>
-        <w:t>[엠파시 엔터프라이즈 표준 사업관리 서식] 문서번호: EMP-DOC-P1-03 | 사업명: 한빛글로벌 SyncGuard AI 시스템 구축</w:t>
+        <w:t>[엠파시 엔터프라이즈 표준 사업관리 서식] 문서번호: EMP-DOC-P1-03 | 사업명: 한빛글로벌 SyncFlow AI 시스템 구축</w:t>
       </w:r>
     </w:p>
     <w:p>
@@ -197,7 +197,7 @@
                 <w:color w:val="1E293B"/>
                 <w:sz w:val="19"/>
               </w:rPr>
-              <w:t>SyncGuard AI — 엔터프라이즈 AI 콘텐츠·규제 심의 자동화 시스템 구축 사업</w:t>
+              <w:t>SyncFlow AI — 엔터프라이즈 AI 콘텐츠·규제 검증 자동화 시스템 구축 사업</w:t>
             </w:r>
           </w:p>
         </w:tc>
@@ -323,7 +323,7 @@
           <w:color w:val="1E293B"/>
           <w:sz w:val="20"/>
         </w:rPr>
-        <w:t>귀 사와 체결한 「SyncGuard AI — 엔터프라이즈 AI 콘텐츠·규제 심의 자동화 시스템 구축 사업」(계약번호: HB-IT-2026-0042)에 대하여 2026년 05월 01일부로 전담 수행 조직 구성을 완료하고 공식 착수하였기에 착수계 및 사업수행계획서를 제출합니다.</w:t>
+        <w:t>귀 사와 체결한 「SyncFlow AI — 엔터프라이즈 AI 콘텐츠·규제 검증 자동화 시스템 구축 사업」(계약번호: HB-IT-2026-0042)에 대하여 2026년 05월 01일부로 전담 수행 조직 구성을 완료하고 공식 착수하였기에 착수계 및 사업수행계획서를 제출합니다.</w:t>
       </w:r>
     </w:p>
     <w:p>
@@ -1967,7 +1967,7 @@
                 <w:color w:val="1E293B"/>
                 <w:sz w:val="19"/>
               </w:rPr>
-              <w:t>사용자 심의 포털(FO) 및 관리자 백오피스(BO) UI/UX 개발</w:t>
+              <w:t>사용자 검증 포털(FO) 및 관리자 백오피스(BO) UI/UX 개발</w:t>
             </w:r>
           </w:p>
         </w:tc>
@@ -2259,7 +2259,7 @@
                 <w:color w:val="1E293B"/>
                 <w:sz w:val="19"/>
               </w:rPr>
-              <w:t>ProductLab·MarketingHub·HB-SSO 연계 어댑터 및 일배치 구현</w:t>
+              <w:t>PLM-Nexus·SRM-Portal·HB-SSO 연계 어댑터 및 일배치 구현</w:t>
             </w:r>
           </w:p>
         </w:tc>
